--- a/public/word-template/surat_pemberitahuan_penghentian_penyidikan.docx
+++ b/public/word-template/surat_pemberitahuan_penghentian_penyidikan.docx
@@ -59,7 +59,7 @@
                   <w:pPr>
                     <w:jc w:val="center"/>
                     <w:rPr>
-                      <w:rFonts w:ascii="Arial" w:hAnsi="Arial" w:cs="Arial"/>
+                      <w:rFonts w:ascii="Arial Narrow" w:hAnsi="Arial Narrow" w:cs="Arial"/>
                       <w:sz w:val="24"/>
                       <w:szCs w:val="24"/>
                     </w:rPr>
@@ -67,14 +67,14 @@
                   <w:bookmarkStart w:id="0" w:name="OLE_LINK1"/>
                   <w:r>
                     <w:rPr>
-                      <w:rFonts w:ascii="Arial" w:hAnsi="Arial" w:cs="Arial"/>
+                      <w:rFonts w:ascii="Arial Narrow" w:hAnsi="Arial Narrow" w:cs="Arial"/>
                       <w:noProof/>
                       <w:sz w:val="24"/>
                       <w:szCs w:val="24"/>
                       <w:lang w:val="en-US"/>
                     </w:rPr>
                     <w:drawing>
-                      <wp:inline distT="0" distB="0" distL="0" distR="0" wp14:anchorId="1D461AF8" wp14:editId="5439F533">
+                      <wp:inline distT="0" distB="0" distL="0" distR="0" wp14:anchorId="1D461AF8" wp14:editId="135B8D5D">
                         <wp:extent cx="738127" cy="690404"/>
                         <wp:effectExtent l="0" t="0" r="5080" b="0"/>
                         <wp:docPr id="6" name="Picture 6"/>
@@ -130,14 +130,14 @@
                   <w:pPr>
                     <w:jc w:val="center"/>
                     <w:rPr>
-                      <w:rFonts w:ascii="Arial" w:hAnsi="Arial" w:cs="Arial"/>
+                      <w:rFonts w:ascii="Arial Narrow" w:hAnsi="Arial Narrow" w:cs="Arial"/>
                       <w:sz w:val="24"/>
                       <w:szCs w:val="24"/>
                     </w:rPr>
                   </w:pPr>
                   <w:r>
                     <w:rPr>
-                      <w:rFonts w:ascii="Arial" w:hAnsi="Arial" w:cs="Arial"/>
+                      <w:rFonts w:ascii="Arial Narrow" w:hAnsi="Arial Narrow" w:cs="Arial"/>
                       <w:sz w:val="24"/>
                       <w:szCs w:val="24"/>
                     </w:rPr>
@@ -145,7 +145,7 @@
                   </w:r>
                   <w:r>
                     <w:rPr>
-                      <w:rFonts w:ascii="Arial" w:hAnsi="Arial" w:cs="Arial"/>
+                      <w:rFonts w:ascii="Arial Narrow" w:hAnsi="Arial Narrow" w:cs="Arial"/>
                       <w:sz w:val="24"/>
                       <w:szCs w:val="24"/>
                     </w:rPr>
@@ -154,7 +154,7 @@
                   </w:r>
                   <w:r>
                     <w:rPr>
-                      <w:rFonts w:ascii="Arial" w:hAnsi="Arial" w:cs="Arial"/>
+                      <w:rFonts w:ascii="Arial Narrow" w:hAnsi="Arial Narrow" w:cs="Arial"/>
                       <w:sz w:val="24"/>
                       <w:szCs w:val="24"/>
                     </w:rPr>
@@ -163,7 +163,7 @@
                   <w:proofErr w:type="spellStart"/>
                   <w:r>
                     <w:rPr>
-                      <w:rFonts w:ascii="Arial" w:hAnsi="Arial" w:cs="Arial"/>
+                      <w:rFonts w:ascii="Arial Narrow" w:hAnsi="Arial Narrow" w:cs="Arial"/>
                       <w:sz w:val="24"/>
                       <w:szCs w:val="24"/>
                     </w:rPr>
@@ -172,7 +172,7 @@
                   <w:proofErr w:type="spellEnd"/>
                   <w:r>
                     <w:rPr>
-                      <w:rFonts w:ascii="Arial" w:hAnsi="Arial" w:cs="Arial"/>
+                      <w:rFonts w:ascii="Arial Narrow" w:hAnsi="Arial Narrow" w:cs="Arial"/>
                       <w:sz w:val="24"/>
                       <w:szCs w:val="24"/>
                     </w:rPr>
@@ -180,7 +180,7 @@
                   </w:r>
                   <w:r>
                     <w:rPr>
-                      <w:rFonts w:ascii="Arial" w:hAnsi="Arial" w:cs="Arial"/>
+                      <w:rFonts w:ascii="Arial Narrow" w:hAnsi="Arial Narrow" w:cs="Arial"/>
                       <w:sz w:val="24"/>
                       <w:szCs w:val="24"/>
                     </w:rPr>
@@ -188,7 +188,7 @@
                   </w:r>
                   <w:r>
                     <w:rPr>
-                      <w:rFonts w:ascii="Arial" w:hAnsi="Arial" w:cs="Arial"/>
+                      <w:rFonts w:ascii="Arial Narrow" w:hAnsi="Arial Narrow" w:cs="Arial"/>
                       <w:sz w:val="24"/>
                       <w:szCs w:val="24"/>
                     </w:rPr>
@@ -197,7 +197,7 @@
                   <w:proofErr w:type="spellStart"/>
                   <w:r>
                     <w:rPr>
-                      <w:rFonts w:ascii="Arial" w:hAnsi="Arial" w:cs="Arial"/>
+                      <w:rFonts w:ascii="Arial Narrow" w:hAnsi="Arial Narrow" w:cs="Arial"/>
                       <w:sz w:val="24"/>
                       <w:szCs w:val="24"/>
                     </w:rPr>
@@ -206,7 +206,7 @@
                   <w:proofErr w:type="spellEnd"/>
                   <w:r>
                     <w:rPr>
-                      <w:rFonts w:ascii="Arial" w:hAnsi="Arial" w:cs="Arial"/>
+                      <w:rFonts w:ascii="Arial Narrow" w:hAnsi="Arial Narrow" w:cs="Arial"/>
                       <w:sz w:val="24"/>
                       <w:szCs w:val="24"/>
                     </w:rPr>
@@ -214,7 +214,7 @@
                   </w:r>
                   <w:r>
                     <w:rPr>
-                      <w:rFonts w:ascii="Arial" w:hAnsi="Arial" w:cs="Arial"/>
+                      <w:rFonts w:ascii="Arial Narrow" w:hAnsi="Arial Narrow" w:cs="Arial"/>
                       <w:sz w:val="24"/>
                       <w:szCs w:val="24"/>
                     </w:rPr>
@@ -222,7 +222,7 @@
                   </w:r>
                   <w:r>
                     <w:rPr>
-                      <w:rFonts w:ascii="Arial" w:hAnsi="Arial" w:cs="Arial"/>
+                      <w:rFonts w:ascii="Arial Narrow" w:hAnsi="Arial Narrow" w:cs="Arial"/>
                       <w:sz w:val="24"/>
                       <w:szCs w:val="24"/>
                     </w:rPr>
@@ -231,7 +231,7 @@
                   <w:proofErr w:type="spellStart"/>
                   <w:r>
                     <w:rPr>
-                      <w:rFonts w:ascii="Arial" w:hAnsi="Arial" w:cs="Arial"/>
+                      <w:rFonts w:ascii="Arial Narrow" w:hAnsi="Arial Narrow" w:cs="Arial"/>
                       <w:sz w:val="24"/>
                       <w:szCs w:val="24"/>
                     </w:rPr>
@@ -240,7 +240,7 @@
                   <w:proofErr w:type="spellEnd"/>
                   <w:r>
                     <w:rPr>
-                      <w:rFonts w:ascii="Arial" w:hAnsi="Arial" w:cs="Arial"/>
+                      <w:rFonts w:ascii="Arial Narrow" w:hAnsi="Arial Narrow" w:cs="Arial"/>
                       <w:sz w:val="24"/>
                       <w:szCs w:val="24"/>
                     </w:rPr>
@@ -253,7 +253,7 @@
           <w:p>
             <w:pPr>
               <w:rPr>
-                <w:rFonts w:ascii="Arial" w:eastAsia="Times New Roman" w:hAnsi="Arial" w:cs="Arial"/>
+                <w:rFonts w:ascii="Arial Narrow" w:eastAsia="Times New Roman" w:hAnsi="Arial Narrow" w:cs="Arial"/>
                 <w:color w:val="444444"/>
                 <w:sz w:val="24"/>
                 <w:szCs w:val="24"/>
@@ -272,7 +272,7 @@
             <w:pPr>
               <w:ind w:left="6"/>
               <w:rPr>
-                <w:rFonts w:ascii="Arial" w:eastAsia="Times New Roman" w:hAnsi="Arial" w:cs="Arial"/>
+                <w:rFonts w:ascii="Arial Narrow" w:eastAsia="Times New Roman" w:hAnsi="Arial Narrow" w:cs="Arial"/>
                 <w:color w:val="444444"/>
                 <w:sz w:val="24"/>
                 <w:szCs w:val="24"/>
@@ -284,7 +284,7 @@
           <w:p>
             <w:pPr>
               <w:rPr>
-                <w:rFonts w:ascii="Arial" w:eastAsia="Times New Roman" w:hAnsi="Arial" w:cs="Arial"/>
+                <w:rFonts w:ascii="Arial Narrow" w:eastAsia="Times New Roman" w:hAnsi="Arial Narrow" w:cs="Arial"/>
                 <w:color w:val="444444"/>
                 <w:sz w:val="24"/>
                 <w:szCs w:val="24"/>
@@ -296,7 +296,7 @@
           <w:p>
             <w:pPr>
               <w:rPr>
-                <w:rFonts w:ascii="Arial" w:eastAsia="Times New Roman" w:hAnsi="Arial" w:cs="Arial"/>
+                <w:rFonts w:ascii="Arial Narrow" w:eastAsia="Times New Roman" w:hAnsi="Arial Narrow" w:cs="Arial"/>
                 <w:color w:val="444444"/>
                 <w:sz w:val="24"/>
                 <w:szCs w:val="24"/>
@@ -308,7 +308,7 @@
           <w:p>
             <w:pPr>
               <w:rPr>
-                <w:rFonts w:ascii="Arial" w:eastAsia="Times New Roman" w:hAnsi="Arial" w:cs="Arial"/>
+                <w:rFonts w:ascii="Arial Narrow" w:eastAsia="Times New Roman" w:hAnsi="Arial Narrow" w:cs="Arial"/>
                 <w:color w:val="444444"/>
                 <w:sz w:val="24"/>
                 <w:szCs w:val="24"/>
@@ -321,7 +321,7 @@
             <w:pPr>
               <w:jc w:val="both"/>
               <w:rPr>
-                <w:rFonts w:ascii="Arial" w:eastAsia="Times New Roman" w:hAnsi="Arial" w:cs="Arial"/>
+                <w:rFonts w:ascii="Arial Narrow" w:eastAsia="Times New Roman" w:hAnsi="Arial Narrow" w:cs="Arial"/>
                 <w:color w:val="444444"/>
                 <w:sz w:val="24"/>
                 <w:szCs w:val="24"/>
@@ -331,7 +331,7 @@
             </w:pPr>
             <w:r>
               <w:rPr>
-                <w:rFonts w:ascii="Arial" w:hAnsi="Arial" w:cs="Arial"/>
+                <w:rFonts w:ascii="Arial Narrow" w:hAnsi="Arial Narrow" w:cs="Arial"/>
                 <w:color w:val="000000"/>
                 <w:sz w:val="24"/>
                 <w:szCs w:val="24"/>
@@ -341,7 +341,7 @@
             <w:proofErr w:type="spellStart"/>
             <w:r>
               <w:rPr>
-                <w:rFonts w:ascii="Arial" w:hAnsi="Arial" w:cs="Arial"/>
+                <w:rFonts w:ascii="Arial Narrow" w:hAnsi="Arial Narrow" w:cs="Arial"/>
                 <w:color w:val="000000"/>
                 <w:sz w:val="24"/>
                 <w:szCs w:val="24"/>
@@ -351,7 +351,7 @@
             <w:proofErr w:type="spellEnd"/>
             <w:r>
               <w:rPr>
-                <w:rFonts w:ascii="Arial" w:hAnsi="Arial" w:cs="Arial"/>
+                <w:rFonts w:ascii="Arial Narrow" w:hAnsi="Arial Narrow" w:cs="Arial"/>
                 <w:color w:val="000000"/>
                 <w:sz w:val="24"/>
                 <w:szCs w:val="24"/>
@@ -361,7 +361,7 @@
             <w:proofErr w:type="spellStart"/>
             <w:r>
               <w:rPr>
-                <w:rFonts w:ascii="Arial" w:hAnsi="Arial" w:cs="Arial"/>
+                <w:rFonts w:ascii="Arial Narrow" w:hAnsi="Arial Narrow" w:cs="Arial"/>
                 <w:color w:val="000000"/>
                 <w:sz w:val="24"/>
                 <w:szCs w:val="24"/>
@@ -371,7 +371,7 @@
             <w:proofErr w:type="spellEnd"/>
             <w:r>
               <w:rPr>
-                <w:rFonts w:ascii="Arial" w:hAnsi="Arial" w:cs="Arial"/>
+                <w:rFonts w:ascii="Arial Narrow" w:hAnsi="Arial Narrow" w:cs="Arial"/>
                 <w:color w:val="000000"/>
                 <w:sz w:val="24"/>
                 <w:szCs w:val="24"/>
@@ -386,7 +386,7 @@
       <w:pPr>
         <w:spacing w:after="0" w:line="240" w:lineRule="auto"/>
         <w:rPr>
-          <w:rFonts w:ascii="Arial" w:eastAsia="Times New Roman" w:hAnsi="Arial" w:cs="Arial"/>
+          <w:rFonts w:ascii="Arial Narrow" w:eastAsia="Times New Roman" w:hAnsi="Arial Narrow" w:cs="Arial"/>
           <w:color w:val="444444"/>
           <w:sz w:val="24"/>
           <w:szCs w:val="24"/>
@@ -414,12 +414,12 @@
         <w:tblLook w:val="04A0" w:firstRow="1" w:lastRow="0" w:firstColumn="1" w:lastColumn="0" w:noHBand="0" w:noVBand="1"/>
       </w:tblPr>
       <w:tblGrid>
-        <w:gridCol w:w="1067"/>
-        <w:gridCol w:w="130"/>
-        <w:gridCol w:w="4251"/>
-        <w:gridCol w:w="137"/>
-        <w:gridCol w:w="427"/>
-        <w:gridCol w:w="3911"/>
+        <w:gridCol w:w="928"/>
+        <w:gridCol w:w="132"/>
+        <w:gridCol w:w="4327"/>
+        <w:gridCol w:w="142"/>
+        <w:gridCol w:w="425"/>
+        <w:gridCol w:w="3969"/>
       </w:tblGrid>
       <w:tr>
         <w:tc>
@@ -430,7 +430,7 @@
           <w:p>
             <w:pPr>
               <w:rPr>
-                <w:rFonts w:ascii="Arial" w:hAnsi="Arial" w:cs="Arial"/>
+                <w:rFonts w:ascii="Arial Narrow" w:hAnsi="Arial Narrow" w:cs="Arial"/>
                 <w:sz w:val="24"/>
                 <w:szCs w:val="24"/>
                 <w:u w:val="single"/>
@@ -438,7 +438,7 @@
             </w:pPr>
             <w:r>
               <w:rPr>
-                <w:rFonts w:ascii="Arial" w:hAnsi="Arial" w:cs="Arial"/>
+                <w:rFonts w:ascii="Arial Narrow" w:hAnsi="Arial Narrow" w:cs="Arial"/>
                 <w:sz w:val="24"/>
                 <w:szCs w:val="24"/>
                 <w:u w:val="single"/>
@@ -457,7 +457,7 @@
           <w:p>
             <w:pPr>
               <w:rPr>
-                <w:rFonts w:ascii="Arial" w:hAnsi="Arial" w:cs="Arial"/>
+                <w:rFonts w:ascii="Arial Narrow" w:hAnsi="Arial Narrow" w:cs="Arial"/>
                 <w:sz w:val="24"/>
                 <w:szCs w:val="24"/>
               </w:rPr>
@@ -473,7 +473,7 @@
           <w:p>
             <w:pPr>
               <w:rPr>
-                <w:rFonts w:ascii="Arial" w:hAnsi="Arial" w:cs="Arial"/>
+                <w:rFonts w:ascii="Arial Narrow" w:hAnsi="Arial Narrow" w:cs="Arial"/>
                 <w:sz w:val="24"/>
                 <w:szCs w:val="24"/>
               </w:rPr>
@@ -481,7 +481,7 @@
             <w:proofErr w:type="spellStart"/>
             <w:r>
               <w:rPr>
-                <w:rFonts w:ascii="Arial" w:hAnsi="Arial" w:cs="Arial"/>
+                <w:rFonts w:ascii="Arial Narrow" w:hAnsi="Arial Narrow" w:cs="Arial"/>
                 <w:sz w:val="24"/>
                 <w:szCs w:val="24"/>
               </w:rPr>
@@ -498,14 +498,14 @@
             <w:pPr>
               <w:jc w:val="center"/>
               <w:rPr>
-                <w:rFonts w:ascii="Arial" w:hAnsi="Arial" w:cs="Arial"/>
-                <w:sz w:val="24"/>
-                <w:szCs w:val="24"/>
-              </w:rPr>
-            </w:pPr>
-            <w:r>
-              <w:rPr>
-                <w:rFonts w:ascii="Arial" w:hAnsi="Arial" w:cs="Arial"/>
+                <w:rFonts w:ascii="Arial Narrow" w:hAnsi="Arial Narrow" w:cs="Arial"/>
+                <w:sz w:val="24"/>
+                <w:szCs w:val="24"/>
+              </w:rPr>
+            </w:pPr>
+            <w:r>
+              <w:rPr>
+                <w:rFonts w:ascii="Arial Narrow" w:hAnsi="Arial Narrow" w:cs="Arial"/>
                 <w:sz w:val="24"/>
                 <w:szCs w:val="24"/>
               </w:rPr>
@@ -520,14 +520,14 @@
           <w:p>
             <w:pPr>
               <w:rPr>
-                <w:rFonts w:ascii="Arial" w:hAnsi="Arial" w:cs="Arial"/>
-                <w:sz w:val="24"/>
-                <w:szCs w:val="24"/>
-              </w:rPr>
-            </w:pPr>
-            <w:r>
-              <w:rPr>
-                <w:rFonts w:ascii="Arial" w:hAnsi="Arial" w:cs="Arial"/>
+                <w:rFonts w:ascii="Arial Narrow" w:hAnsi="Arial Narrow" w:cs="Arial"/>
+                <w:sz w:val="24"/>
+                <w:szCs w:val="24"/>
+              </w:rPr>
+            </w:pPr>
+            <w:r>
+              <w:rPr>
+                <w:rFonts w:ascii="Arial Narrow" w:hAnsi="Arial Narrow" w:cs="Arial"/>
                 <w:sz w:val="24"/>
                 <w:szCs w:val="24"/>
               </w:rPr>
@@ -536,7 +536,7 @@
             <w:proofErr w:type="spellStart"/>
             <w:r>
               <w:rPr>
-                <w:rFonts w:ascii="Arial" w:hAnsi="Arial" w:cs="Arial"/>
+                <w:rFonts w:ascii="Arial Narrow" w:hAnsi="Arial Narrow" w:cs="Arial"/>
                 <w:sz w:val="24"/>
                 <w:szCs w:val="24"/>
               </w:rPr>
@@ -545,7 +545,7 @@
             <w:proofErr w:type="spellEnd"/>
             <w:r>
               <w:rPr>
-                <w:rFonts w:ascii="Arial" w:hAnsi="Arial" w:cs="Arial"/>
+                <w:rFonts w:ascii="Arial Narrow" w:hAnsi="Arial Narrow" w:cs="Arial"/>
                 <w:sz w:val="24"/>
                 <w:szCs w:val="24"/>
               </w:rPr>
@@ -561,7 +561,7 @@
           <w:p>
             <w:pPr>
               <w:rPr>
-                <w:rFonts w:ascii="Arial" w:hAnsi="Arial" w:cs="Arial"/>
+                <w:rFonts w:ascii="Arial Narrow" w:hAnsi="Arial Narrow" w:cs="Arial"/>
                 <w:sz w:val="24"/>
                 <w:szCs w:val="24"/>
               </w:rPr>
@@ -577,7 +577,7 @@
           <w:p>
             <w:pPr>
               <w:rPr>
-                <w:rFonts w:ascii="Arial" w:hAnsi="Arial" w:cs="Arial"/>
+                <w:rFonts w:ascii="Arial Narrow" w:hAnsi="Arial Narrow" w:cs="Arial"/>
                 <w:sz w:val="24"/>
                 <w:szCs w:val="24"/>
               </w:rPr>
@@ -585,7 +585,7 @@
             <w:proofErr w:type="spellStart"/>
             <w:r>
               <w:rPr>
-                <w:rFonts w:ascii="Arial" w:hAnsi="Arial" w:cs="Arial"/>
+                <w:rFonts w:ascii="Arial Narrow" w:hAnsi="Arial Narrow" w:cs="Arial"/>
                 <w:sz w:val="24"/>
                 <w:szCs w:val="24"/>
               </w:rPr>
@@ -602,14 +602,14 @@
             <w:pPr>
               <w:jc w:val="center"/>
               <w:rPr>
-                <w:rFonts w:ascii="Arial" w:hAnsi="Arial" w:cs="Arial"/>
-                <w:sz w:val="24"/>
-                <w:szCs w:val="24"/>
-              </w:rPr>
-            </w:pPr>
-            <w:r>
-              <w:rPr>
-                <w:rFonts w:ascii="Arial" w:hAnsi="Arial" w:cs="Arial"/>
+                <w:rFonts w:ascii="Arial Narrow" w:hAnsi="Arial Narrow" w:cs="Arial"/>
+                <w:sz w:val="24"/>
+                <w:szCs w:val="24"/>
+              </w:rPr>
+            </w:pPr>
+            <w:r>
+              <w:rPr>
+                <w:rFonts w:ascii="Arial Narrow" w:hAnsi="Arial Narrow" w:cs="Arial"/>
                 <w:sz w:val="24"/>
                 <w:szCs w:val="24"/>
               </w:rPr>
@@ -625,14 +625,14 @@
           <w:p>
             <w:pPr>
               <w:rPr>
-                <w:rFonts w:ascii="Arial" w:hAnsi="Arial" w:cs="Arial"/>
-                <w:sz w:val="24"/>
-                <w:szCs w:val="24"/>
-              </w:rPr>
-            </w:pPr>
-            <w:r>
-              <w:rPr>
-                <w:rFonts w:ascii="Arial" w:hAnsi="Arial" w:cs="Arial"/>
+                <w:rFonts w:ascii="Arial Narrow" w:hAnsi="Arial Narrow" w:cs="Arial"/>
+                <w:sz w:val="24"/>
+                <w:szCs w:val="24"/>
+              </w:rPr>
+            </w:pPr>
+            <w:r>
+              <w:rPr>
+                <w:rFonts w:ascii="Arial Narrow" w:hAnsi="Arial Narrow" w:cs="Arial"/>
                 <w:sz w:val="24"/>
                 <w:szCs w:val="24"/>
               </w:rPr>
@@ -641,7 +641,7 @@
             <w:proofErr w:type="spellStart"/>
             <w:r>
               <w:rPr>
-                <w:rFonts w:ascii="Arial" w:hAnsi="Arial" w:cs="Arial"/>
+                <w:rFonts w:ascii="Arial Narrow" w:hAnsi="Arial Narrow" w:cs="Arial"/>
                 <w:sz w:val="24"/>
                 <w:szCs w:val="24"/>
               </w:rPr>
@@ -650,7 +650,7 @@
             <w:proofErr w:type="spellEnd"/>
             <w:r>
               <w:rPr>
-                <w:rFonts w:ascii="Arial" w:hAnsi="Arial" w:cs="Arial"/>
+                <w:rFonts w:ascii="Arial Narrow" w:hAnsi="Arial Narrow" w:cs="Arial"/>
                 <w:sz w:val="24"/>
                 <w:szCs w:val="24"/>
               </w:rPr>
@@ -667,14 +667,14 @@
           <w:p>
             <w:pPr>
               <w:rPr>
-                <w:rFonts w:ascii="Arial" w:hAnsi="Arial" w:cs="Arial"/>
-                <w:sz w:val="24"/>
-                <w:szCs w:val="24"/>
-              </w:rPr>
-            </w:pPr>
-            <w:r>
-              <w:rPr>
-                <w:rFonts w:ascii="Arial" w:hAnsi="Arial" w:cs="Arial"/>
+                <w:rFonts w:ascii="Arial Narrow" w:hAnsi="Arial Narrow" w:cs="Arial"/>
+                <w:sz w:val="24"/>
+                <w:szCs w:val="24"/>
+              </w:rPr>
+            </w:pPr>
+            <w:r>
+              <w:rPr>
+                <w:rFonts w:ascii="Arial Narrow" w:hAnsi="Arial Narrow" w:cs="Arial"/>
                 <w:sz w:val="24"/>
                 <w:szCs w:val="24"/>
               </w:rPr>
@@ -690,14 +690,14 @@
             <w:pPr>
               <w:jc w:val="center"/>
               <w:rPr>
-                <w:rFonts w:ascii="Arial" w:hAnsi="Arial" w:cs="Arial"/>
-                <w:sz w:val="24"/>
-                <w:szCs w:val="24"/>
-              </w:rPr>
-            </w:pPr>
-            <w:r>
-              <w:rPr>
-                <w:rFonts w:ascii="Arial" w:hAnsi="Arial" w:cs="Arial"/>
+                <w:rFonts w:ascii="Arial Narrow" w:hAnsi="Arial Narrow" w:cs="Arial"/>
+                <w:sz w:val="24"/>
+                <w:szCs w:val="24"/>
+              </w:rPr>
+            </w:pPr>
+            <w:r>
+              <w:rPr>
+                <w:rFonts w:ascii="Arial Narrow" w:hAnsi="Arial Narrow" w:cs="Arial"/>
                 <w:sz w:val="24"/>
                 <w:szCs w:val="24"/>
               </w:rPr>
@@ -713,14 +713,14 @@
           <w:p>
             <w:pPr>
               <w:rPr>
-                <w:rFonts w:ascii="Arial" w:hAnsi="Arial" w:cs="Arial"/>
-                <w:sz w:val="24"/>
-                <w:szCs w:val="24"/>
-              </w:rPr>
-            </w:pPr>
-            <w:r>
-              <w:rPr>
-                <w:rFonts w:ascii="Arial" w:hAnsi="Arial" w:cs="Arial"/>
+                <w:rFonts w:ascii="Arial Narrow" w:hAnsi="Arial Narrow" w:cs="Arial"/>
+                <w:sz w:val="24"/>
+                <w:szCs w:val="24"/>
+              </w:rPr>
+            </w:pPr>
+            <w:r>
+              <w:rPr>
+                <w:rFonts w:ascii="Arial Narrow" w:hAnsi="Arial Narrow" w:cs="Arial"/>
                 <w:sz w:val="24"/>
                 <w:szCs w:val="24"/>
               </w:rPr>
@@ -737,14 +737,14 @@
           <w:p>
             <w:pPr>
               <w:rPr>
-                <w:rFonts w:ascii="Arial" w:hAnsi="Arial" w:cs="Arial"/>
-                <w:sz w:val="24"/>
-                <w:szCs w:val="24"/>
-              </w:rPr>
-            </w:pPr>
-            <w:r>
-              <w:rPr>
-                <w:rFonts w:ascii="Arial" w:hAnsi="Arial" w:cs="Arial"/>
+                <w:rFonts w:ascii="Arial Narrow" w:hAnsi="Arial Narrow" w:cs="Arial"/>
+                <w:sz w:val="24"/>
+                <w:szCs w:val="24"/>
+              </w:rPr>
+            </w:pPr>
+            <w:r>
+              <w:rPr>
+                <w:rFonts w:ascii="Arial Narrow" w:hAnsi="Arial Narrow" w:cs="Arial"/>
                 <w:sz w:val="24"/>
                 <w:szCs w:val="24"/>
               </w:rPr>
@@ -760,14 +760,14 @@
             <w:pPr>
               <w:jc w:val="center"/>
               <w:rPr>
-                <w:rFonts w:ascii="Arial" w:hAnsi="Arial" w:cs="Arial"/>
-                <w:sz w:val="24"/>
-                <w:szCs w:val="24"/>
-              </w:rPr>
-            </w:pPr>
-            <w:r>
-              <w:rPr>
-                <w:rFonts w:ascii="Arial" w:hAnsi="Arial" w:cs="Arial"/>
+                <w:rFonts w:ascii="Arial Narrow" w:hAnsi="Arial Narrow" w:cs="Arial"/>
+                <w:sz w:val="24"/>
+                <w:szCs w:val="24"/>
+              </w:rPr>
+            </w:pPr>
+            <w:r>
+              <w:rPr>
+                <w:rFonts w:ascii="Arial Narrow" w:hAnsi="Arial Narrow" w:cs="Arial"/>
                 <w:sz w:val="24"/>
                 <w:szCs w:val="24"/>
               </w:rPr>
@@ -782,7 +782,7 @@
           <w:p>
             <w:pPr>
               <w:rPr>
-                <w:rFonts w:ascii="Arial" w:hAnsi="Arial" w:cs="Arial"/>
+                <w:rFonts w:ascii="Arial Narrow" w:hAnsi="Arial Narrow" w:cs="Arial"/>
                 <w:sz w:val="24"/>
                 <w:szCs w:val="24"/>
                 <w:u w:val="single"/>
@@ -791,7 +791,7 @@
             <w:proofErr w:type="spellStart"/>
             <w:r>
               <w:rPr>
-                <w:rFonts w:ascii="Arial" w:hAnsi="Arial" w:cs="Arial"/>
+                <w:rFonts w:ascii="Arial Narrow" w:hAnsi="Arial Narrow" w:cs="Arial"/>
                 <w:sz w:val="24"/>
                 <w:szCs w:val="24"/>
               </w:rPr>
@@ -800,7 +800,7 @@
             <w:proofErr w:type="spellEnd"/>
             <w:r>
               <w:rPr>
-                <w:rFonts w:ascii="Arial" w:hAnsi="Arial" w:cs="Arial"/>
+                <w:rFonts w:ascii="Arial Narrow" w:hAnsi="Arial Narrow" w:cs="Arial"/>
                 <w:sz w:val="24"/>
                 <w:szCs w:val="24"/>
               </w:rPr>
@@ -809,7 +809,7 @@
             <w:proofErr w:type="spellStart"/>
             <w:r>
               <w:rPr>
-                <w:rFonts w:ascii="Arial" w:hAnsi="Arial" w:cs="Arial"/>
+                <w:rFonts w:ascii="Arial Narrow" w:hAnsi="Arial Narrow" w:cs="Arial"/>
                 <w:sz w:val="24"/>
                 <w:szCs w:val="24"/>
               </w:rPr>
@@ -818,7 +818,7 @@
             <w:proofErr w:type="spellEnd"/>
             <w:r>
               <w:rPr>
-                <w:rFonts w:ascii="Arial" w:hAnsi="Arial" w:cs="Arial"/>
+                <w:rFonts w:ascii="Arial Narrow" w:hAnsi="Arial Narrow" w:cs="Arial"/>
                 <w:sz w:val="24"/>
                 <w:szCs w:val="24"/>
               </w:rPr>
@@ -827,7 +827,7 @@
             <w:proofErr w:type="spellStart"/>
             <w:r>
               <w:rPr>
-                <w:rFonts w:ascii="Arial" w:hAnsi="Arial" w:cs="Arial"/>
+                <w:rFonts w:ascii="Arial Narrow" w:hAnsi="Arial Narrow" w:cs="Arial"/>
                 <w:sz w:val="24"/>
                 <w:szCs w:val="24"/>
               </w:rPr>
@@ -836,7 +836,7 @@
             <w:proofErr w:type="spellEnd"/>
             <w:r>
               <w:rPr>
-                <w:rFonts w:ascii="Arial" w:hAnsi="Arial" w:cs="Arial"/>
+                <w:rFonts w:ascii="Arial Narrow" w:hAnsi="Arial Narrow" w:cs="Arial"/>
                 <w:sz w:val="24"/>
                 <w:szCs w:val="24"/>
               </w:rPr>
@@ -851,7 +851,7 @@
           <w:p>
             <w:pPr>
               <w:rPr>
-                <w:rFonts w:ascii="Arial" w:hAnsi="Arial" w:cs="Arial"/>
+                <w:rFonts w:ascii="Arial Narrow" w:hAnsi="Arial Narrow" w:cs="Arial"/>
                 <w:sz w:val="24"/>
                 <w:szCs w:val="24"/>
                 <w:u w:val="single"/>
@@ -867,7 +867,7 @@
             <w:pPr>
               <w:jc w:val="both"/>
               <w:rPr>
-                <w:rFonts w:ascii="Arial" w:hAnsi="Arial" w:cs="Arial"/>
+                <w:rFonts w:ascii="Arial Narrow" w:hAnsi="Arial Narrow" w:cs="Arial"/>
                 <w:sz w:val="24"/>
                 <w:szCs w:val="24"/>
                 <w:u w:val="single"/>
@@ -883,7 +883,7 @@
             <w:pPr>
               <w:jc w:val="both"/>
               <w:rPr>
-                <w:rFonts w:ascii="Arial" w:hAnsi="Arial" w:cs="Arial"/>
+                <w:rFonts w:ascii="Arial Narrow" w:hAnsi="Arial Narrow" w:cs="Arial"/>
                 <w:sz w:val="24"/>
                 <w:szCs w:val="24"/>
               </w:rPr>
@@ -891,7 +891,7 @@
             <w:proofErr w:type="spellStart"/>
             <w:r>
               <w:rPr>
-                <w:rFonts w:ascii="Arial" w:hAnsi="Arial" w:cs="Arial"/>
+                <w:rFonts w:ascii="Arial Narrow" w:hAnsi="Arial Narrow" w:cs="Arial"/>
                 <w:sz w:val="24"/>
                 <w:szCs w:val="24"/>
               </w:rPr>
@@ -909,7 +909,7 @@
           <w:p>
             <w:pPr>
               <w:rPr>
-                <w:rFonts w:ascii="Arial" w:hAnsi="Arial" w:cs="Arial"/>
+                <w:rFonts w:ascii="Arial Narrow" w:hAnsi="Arial Narrow" w:cs="Arial"/>
                 <w:sz w:val="24"/>
                 <w:szCs w:val="24"/>
               </w:rPr>
@@ -924,7 +924,7 @@
             <w:pPr>
               <w:jc w:val="center"/>
               <w:rPr>
-                <w:rFonts w:ascii="Arial" w:hAnsi="Arial" w:cs="Arial"/>
+                <w:rFonts w:ascii="Arial Narrow" w:hAnsi="Arial Narrow" w:cs="Arial"/>
                 <w:sz w:val="24"/>
                 <w:szCs w:val="24"/>
               </w:rPr>
@@ -938,7 +938,7 @@
           <w:p>
             <w:pPr>
               <w:rPr>
-                <w:rFonts w:ascii="Arial" w:hAnsi="Arial" w:cs="Arial"/>
+                <w:rFonts w:ascii="Arial Narrow" w:hAnsi="Arial Narrow" w:cs="Arial"/>
                 <w:sz w:val="24"/>
                 <w:szCs w:val="24"/>
                 <w:u w:val="single"/>
@@ -953,7 +953,7 @@
           <w:p>
             <w:pPr>
               <w:rPr>
-                <w:rFonts w:ascii="Arial" w:hAnsi="Arial" w:cs="Arial"/>
+                <w:rFonts w:ascii="Arial Narrow" w:hAnsi="Arial Narrow" w:cs="Arial"/>
                 <w:sz w:val="24"/>
                 <w:szCs w:val="24"/>
                 <w:u w:val="single"/>
@@ -969,7 +969,7 @@
             <w:pPr>
               <w:jc w:val="both"/>
               <w:rPr>
-                <w:rFonts w:ascii="Arial" w:hAnsi="Arial" w:cs="Arial"/>
+                <w:rFonts w:ascii="Arial Narrow" w:hAnsi="Arial Narrow" w:cs="Arial"/>
                 <w:sz w:val="24"/>
                 <w:szCs w:val="24"/>
                 <w:u w:val="single"/>
@@ -985,7 +985,7 @@
             <w:pPr>
               <w:jc w:val="both"/>
               <w:rPr>
-                <w:rFonts w:ascii="Arial" w:hAnsi="Arial" w:cs="Arial"/>
+                <w:rFonts w:ascii="Arial Narrow" w:hAnsi="Arial Narrow" w:cs="Arial"/>
                 <w:sz w:val="24"/>
                 <w:szCs w:val="24"/>
                 <w:u w:val="single"/>
@@ -1002,7 +1002,7 @@
           <w:p>
             <w:pPr>
               <w:rPr>
-                <w:rFonts w:ascii="Arial" w:hAnsi="Arial" w:cs="Arial"/>
+                <w:rFonts w:ascii="Arial Narrow" w:hAnsi="Arial Narrow" w:cs="Arial"/>
                 <w:sz w:val="24"/>
                 <w:szCs w:val="24"/>
               </w:rPr>
@@ -1017,7 +1017,7 @@
             <w:pPr>
               <w:jc w:val="center"/>
               <w:rPr>
-                <w:rFonts w:ascii="Arial" w:hAnsi="Arial" w:cs="Arial"/>
+                <w:rFonts w:ascii="Arial Narrow" w:hAnsi="Arial Narrow" w:cs="Arial"/>
                 <w:sz w:val="24"/>
                 <w:szCs w:val="24"/>
               </w:rPr>
@@ -1031,7 +1031,7 @@
           <w:p>
             <w:pPr>
               <w:rPr>
-                <w:rFonts w:ascii="Arial" w:hAnsi="Arial" w:cs="Arial"/>
+                <w:rFonts w:ascii="Arial Narrow" w:hAnsi="Arial Narrow" w:cs="Arial"/>
                 <w:sz w:val="24"/>
                 <w:szCs w:val="24"/>
                 <w:u w:val="single"/>
@@ -1046,7 +1046,7 @@
           <w:p>
             <w:pPr>
               <w:rPr>
-                <w:rFonts w:ascii="Arial" w:hAnsi="Arial" w:cs="Arial"/>
+                <w:rFonts w:ascii="Arial Narrow" w:hAnsi="Arial Narrow" w:cs="Arial"/>
                 <w:sz w:val="24"/>
                 <w:szCs w:val="24"/>
                 <w:u w:val="single"/>
@@ -1062,7 +1062,7 @@
             <w:pPr>
               <w:jc w:val="both"/>
               <w:rPr>
-                <w:rFonts w:ascii="Arial" w:hAnsi="Arial" w:cs="Arial"/>
+                <w:rFonts w:ascii="Arial Narrow" w:hAnsi="Arial Narrow" w:cs="Arial"/>
                 <w:sz w:val="24"/>
                 <w:szCs w:val="24"/>
               </w:rPr>
@@ -1070,7 +1070,7 @@
             <w:proofErr w:type="spellStart"/>
             <w:r>
               <w:rPr>
-                <w:rFonts w:ascii="Arial" w:hAnsi="Arial" w:cs="Arial"/>
+                <w:rFonts w:ascii="Arial Narrow" w:hAnsi="Arial Narrow" w:cs="Arial"/>
                 <w:sz w:val="24"/>
                 <w:szCs w:val="24"/>
               </w:rPr>
@@ -1079,7 +1079,7 @@
             <w:proofErr w:type="spellEnd"/>
             <w:r>
               <w:rPr>
-                <w:rFonts w:ascii="Arial" w:hAnsi="Arial" w:cs="Arial"/>
+                <w:rFonts w:ascii="Arial Narrow" w:hAnsi="Arial Narrow" w:cs="Arial"/>
                 <w:sz w:val="24"/>
                 <w:szCs w:val="24"/>
               </w:rPr>
@@ -1095,14 +1095,14 @@
             <w:pPr>
               <w:jc w:val="both"/>
               <w:rPr>
-                <w:rFonts w:ascii="Arial" w:hAnsi="Arial" w:cs="Arial"/>
-                <w:sz w:val="24"/>
-                <w:szCs w:val="24"/>
-              </w:rPr>
-            </w:pPr>
-            <w:r>
-              <w:rPr>
-                <w:rFonts w:ascii="Arial" w:hAnsi="Arial" w:cs="Arial"/>
+                <w:rFonts w:ascii="Arial Narrow" w:hAnsi="Arial Narrow" w:cs="Arial"/>
+                <w:sz w:val="24"/>
+                <w:szCs w:val="24"/>
+              </w:rPr>
+            </w:pPr>
+            <w:r>
+              <w:rPr>
+                <w:rFonts w:ascii="Arial Narrow" w:hAnsi="Arial Narrow" w:cs="Arial"/>
                 <w:sz w:val="24"/>
                 <w:szCs w:val="24"/>
               </w:rPr>
@@ -1110,7 +1110,7 @@
             </w:r>
             <w:r>
               <w:rPr>
-                <w:rFonts w:ascii="Arial" w:hAnsi="Arial" w:cs="Arial"/>
+                <w:rFonts w:ascii="Arial Narrow" w:hAnsi="Arial Narrow" w:cs="Arial"/>
                 <w:sz w:val="24"/>
                 <w:szCs w:val="24"/>
               </w:rPr>
@@ -1119,7 +1119,7 @@
             <w:proofErr w:type="spellStart"/>
             <w:r>
               <w:rPr>
-                <w:rFonts w:ascii="Arial" w:hAnsi="Arial" w:cs="Arial"/>
+                <w:rFonts w:ascii="Arial Narrow" w:hAnsi="Arial Narrow" w:cs="Arial"/>
                 <w:sz w:val="24"/>
                 <w:szCs w:val="24"/>
               </w:rPr>
@@ -1128,7 +1128,7 @@
             <w:proofErr w:type="spellEnd"/>
             <w:r>
               <w:rPr>
-                <w:rFonts w:ascii="Arial" w:hAnsi="Arial" w:cs="Arial"/>
+                <w:rFonts w:ascii="Arial Narrow" w:hAnsi="Arial Narrow" w:cs="Arial"/>
                 <w:sz w:val="24"/>
                 <w:szCs w:val="24"/>
               </w:rPr>
@@ -1145,7 +1145,7 @@
           <w:p>
             <w:pPr>
               <w:rPr>
-                <w:rFonts w:ascii="Arial" w:hAnsi="Arial" w:cs="Arial"/>
+                <w:rFonts w:ascii="Arial Narrow" w:hAnsi="Arial Narrow" w:cs="Arial"/>
                 <w:sz w:val="24"/>
                 <w:szCs w:val="24"/>
               </w:rPr>
@@ -1160,7 +1160,7 @@
             <w:pPr>
               <w:jc w:val="center"/>
               <w:rPr>
-                <w:rFonts w:ascii="Arial" w:hAnsi="Arial" w:cs="Arial"/>
+                <w:rFonts w:ascii="Arial Narrow" w:hAnsi="Arial Narrow" w:cs="Arial"/>
                 <w:sz w:val="24"/>
                 <w:szCs w:val="24"/>
               </w:rPr>
@@ -1174,7 +1174,7 @@
           <w:p>
             <w:pPr>
               <w:rPr>
-                <w:rFonts w:ascii="Arial" w:hAnsi="Arial" w:cs="Arial"/>
+                <w:rFonts w:ascii="Arial Narrow" w:hAnsi="Arial Narrow" w:cs="Arial"/>
                 <w:sz w:val="24"/>
                 <w:szCs w:val="24"/>
                 <w:u w:val="single"/>
@@ -1189,7 +1189,7 @@
           <w:p>
             <w:pPr>
               <w:rPr>
-                <w:rFonts w:ascii="Arial" w:hAnsi="Arial" w:cs="Arial"/>
+                <w:rFonts w:ascii="Arial Narrow" w:hAnsi="Arial Narrow" w:cs="Arial"/>
                 <w:sz w:val="24"/>
                 <w:szCs w:val="24"/>
                 <w:u w:val="single"/>
@@ -1205,7 +1205,7 @@
             <w:pPr>
               <w:jc w:val="both"/>
               <w:rPr>
-                <w:rFonts w:ascii="Arial" w:hAnsi="Arial" w:cs="Arial"/>
+                <w:rFonts w:ascii="Arial Narrow" w:hAnsi="Arial Narrow" w:cs="Arial"/>
                 <w:sz w:val="24"/>
                 <w:szCs w:val="24"/>
                 <w:u w:val="single"/>
@@ -1221,7 +1221,7 @@
             <w:pPr>
               <w:jc w:val="both"/>
               <w:rPr>
-                <w:rFonts w:ascii="Arial" w:hAnsi="Arial" w:cs="Arial"/>
+                <w:rFonts w:ascii="Arial Narrow" w:hAnsi="Arial Narrow" w:cs="Arial"/>
                 <w:sz w:val="24"/>
                 <w:szCs w:val="24"/>
                 <w:u w:val="single"/>
@@ -1238,7 +1238,7 @@
           <w:p>
             <w:pPr>
               <w:rPr>
-                <w:rFonts w:ascii="Arial" w:hAnsi="Arial" w:cs="Arial"/>
+                <w:rFonts w:ascii="Arial Narrow" w:hAnsi="Arial Narrow" w:cs="Arial"/>
                 <w:sz w:val="24"/>
                 <w:szCs w:val="24"/>
               </w:rPr>
@@ -1253,7 +1253,7 @@
             <w:pPr>
               <w:jc w:val="center"/>
               <w:rPr>
-                <w:rFonts w:ascii="Arial" w:hAnsi="Arial" w:cs="Arial"/>
+                <w:rFonts w:ascii="Arial Narrow" w:hAnsi="Arial Narrow" w:cs="Arial"/>
                 <w:sz w:val="24"/>
                 <w:szCs w:val="24"/>
               </w:rPr>
@@ -1267,7 +1267,7 @@
           <w:p>
             <w:pPr>
               <w:rPr>
-                <w:rFonts w:ascii="Arial" w:hAnsi="Arial" w:cs="Arial"/>
+                <w:rFonts w:ascii="Arial Narrow" w:hAnsi="Arial Narrow" w:cs="Arial"/>
                 <w:sz w:val="24"/>
                 <w:szCs w:val="24"/>
                 <w:u w:val="single"/>
@@ -1282,7 +1282,7 @@
           <w:p>
             <w:pPr>
               <w:rPr>
-                <w:rFonts w:ascii="Arial" w:hAnsi="Arial" w:cs="Arial"/>
+                <w:rFonts w:ascii="Arial Narrow" w:hAnsi="Arial Narrow" w:cs="Arial"/>
                 <w:sz w:val="24"/>
                 <w:szCs w:val="24"/>
                 <w:u w:val="single"/>
@@ -1298,7 +1298,7 @@
             <w:pPr>
               <w:jc w:val="both"/>
               <w:rPr>
-                <w:rFonts w:ascii="Arial" w:hAnsi="Arial" w:cs="Arial"/>
+                <w:rFonts w:ascii="Arial Narrow" w:hAnsi="Arial Narrow" w:cs="Arial"/>
                 <w:sz w:val="24"/>
                 <w:szCs w:val="24"/>
               </w:rPr>
@@ -1313,14 +1313,14 @@
             <w:pPr>
               <w:jc w:val="both"/>
               <w:rPr>
-                <w:rFonts w:ascii="Arial" w:hAnsi="Arial" w:cs="Arial"/>
-                <w:sz w:val="24"/>
-                <w:szCs w:val="24"/>
-              </w:rPr>
-            </w:pPr>
-            <w:r>
-              <w:rPr>
-                <w:rFonts w:ascii="Arial" w:hAnsi="Arial" w:cs="Arial"/>
+                <w:rFonts w:ascii="Arial Narrow" w:hAnsi="Arial Narrow" w:cs="Arial"/>
+                <w:sz w:val="24"/>
+                <w:szCs w:val="24"/>
+              </w:rPr>
+            </w:pPr>
+            <w:r>
+              <w:rPr>
+                <w:rFonts w:ascii="Arial Narrow" w:hAnsi="Arial Narrow" w:cs="Arial"/>
                 <w:sz w:val="24"/>
                 <w:szCs w:val="24"/>
               </w:rPr>
@@ -1337,7 +1337,7 @@
           <w:p>
             <w:pPr>
               <w:rPr>
-                <w:rFonts w:ascii="Arial" w:hAnsi="Arial" w:cs="Arial"/>
+                <w:rFonts w:ascii="Arial Narrow" w:hAnsi="Arial Narrow" w:cs="Arial"/>
                 <w:sz w:val="24"/>
                 <w:szCs w:val="24"/>
               </w:rPr>
@@ -1352,7 +1352,7 @@
             <w:pPr>
               <w:jc w:val="center"/>
               <w:rPr>
-                <w:rFonts w:ascii="Arial" w:hAnsi="Arial" w:cs="Arial"/>
+                <w:rFonts w:ascii="Arial Narrow" w:hAnsi="Arial Narrow" w:cs="Arial"/>
                 <w:sz w:val="24"/>
                 <w:szCs w:val="24"/>
               </w:rPr>
@@ -1366,7 +1366,7 @@
           <w:p>
             <w:pPr>
               <w:rPr>
-                <w:rFonts w:ascii="Arial" w:hAnsi="Arial" w:cs="Arial"/>
+                <w:rFonts w:ascii="Arial Narrow" w:hAnsi="Arial Narrow" w:cs="Arial"/>
                 <w:sz w:val="24"/>
                 <w:szCs w:val="24"/>
                 <w:u w:val="single"/>
@@ -1381,7 +1381,7 @@
           <w:p>
             <w:pPr>
               <w:rPr>
-                <w:rFonts w:ascii="Arial" w:hAnsi="Arial" w:cs="Arial"/>
+                <w:rFonts w:ascii="Arial Narrow" w:hAnsi="Arial Narrow" w:cs="Arial"/>
                 <w:sz w:val="24"/>
                 <w:szCs w:val="24"/>
                 <w:u w:val="single"/>
@@ -1397,7 +1397,7 @@
             <w:pPr>
               <w:jc w:val="both"/>
               <w:rPr>
-                <w:rFonts w:ascii="Arial" w:hAnsi="Arial" w:cs="Arial"/>
+                <w:rFonts w:ascii="Arial Narrow" w:hAnsi="Arial Narrow" w:cs="Arial"/>
                 <w:sz w:val="24"/>
                 <w:szCs w:val="24"/>
                 <w:u w:val="single"/>
@@ -1413,7 +1413,7 @@
             <w:pPr>
               <w:jc w:val="both"/>
               <w:rPr>
-                <w:rFonts w:ascii="Arial" w:hAnsi="Arial" w:cs="Arial"/>
+                <w:rFonts w:ascii="Arial Narrow" w:hAnsi="Arial Narrow" w:cs="Arial"/>
                 <w:sz w:val="24"/>
                 <w:szCs w:val="24"/>
                 <w:u w:val="single"/>
@@ -1430,7 +1430,7 @@
           <w:p>
             <w:pPr>
               <w:rPr>
-                <w:rFonts w:ascii="Arial" w:hAnsi="Arial" w:cs="Arial"/>
+                <w:rFonts w:ascii="Arial Narrow" w:hAnsi="Arial Narrow" w:cs="Arial"/>
                 <w:sz w:val="24"/>
                 <w:szCs w:val="24"/>
               </w:rPr>
@@ -1445,7 +1445,7 @@
             <w:pPr>
               <w:jc w:val="center"/>
               <w:rPr>
-                <w:rFonts w:ascii="Arial" w:hAnsi="Arial" w:cs="Arial"/>
+                <w:rFonts w:ascii="Arial Narrow" w:hAnsi="Arial Narrow" w:cs="Arial"/>
                 <w:sz w:val="24"/>
                 <w:szCs w:val="24"/>
               </w:rPr>
@@ -1459,7 +1459,7 @@
           <w:p>
             <w:pPr>
               <w:rPr>
-                <w:rFonts w:ascii="Arial" w:hAnsi="Arial" w:cs="Arial"/>
+                <w:rFonts w:ascii="Arial Narrow" w:hAnsi="Arial Narrow" w:cs="Arial"/>
                 <w:sz w:val="24"/>
                 <w:szCs w:val="24"/>
                 <w:u w:val="single"/>
@@ -1474,7 +1474,7 @@
           <w:p>
             <w:pPr>
               <w:rPr>
-                <w:rFonts w:ascii="Arial" w:hAnsi="Arial" w:cs="Arial"/>
+                <w:rFonts w:ascii="Arial Narrow" w:hAnsi="Arial Narrow" w:cs="Arial"/>
                 <w:sz w:val="24"/>
                 <w:szCs w:val="24"/>
                 <w:u w:val="single"/>
@@ -1490,7 +1490,7 @@
             <w:pPr>
               <w:jc w:val="both"/>
               <w:rPr>
-                <w:rFonts w:ascii="Arial" w:hAnsi="Arial" w:cs="Arial"/>
+                <w:rFonts w:ascii="Arial Narrow" w:hAnsi="Arial Narrow" w:cs="Arial"/>
                 <w:sz w:val="24"/>
                 <w:szCs w:val="24"/>
                 <w:u w:val="single"/>
@@ -1506,7 +1506,7 @@
             <w:pPr>
               <w:jc w:val="both"/>
               <w:rPr>
-                <w:rFonts w:ascii="Arial" w:hAnsi="Arial" w:cs="Arial"/>
+                <w:rFonts w:ascii="Arial Narrow" w:hAnsi="Arial Narrow" w:cs="Arial"/>
                 <w:sz w:val="24"/>
                 <w:szCs w:val="24"/>
                 <w:u w:val="single"/>
@@ -1514,7 +1514,7 @@
             </w:pPr>
             <w:r>
               <w:rPr>
-                <w:rFonts w:ascii="Arial" w:hAnsi="Arial" w:cs="Arial"/>
+                <w:rFonts w:ascii="Arial Narrow" w:hAnsi="Arial Narrow" w:cs="Arial"/>
                 <w:sz w:val="24"/>
                 <w:szCs w:val="24"/>
                 <w:u w:val="single"/>
@@ -1524,7 +1524,7 @@
             <w:proofErr w:type="spellStart"/>
             <w:r>
               <w:rPr>
-                <w:rFonts w:ascii="Arial" w:hAnsi="Arial" w:cs="Arial"/>
+                <w:rFonts w:ascii="Arial Narrow" w:hAnsi="Arial Narrow" w:cs="Arial"/>
                 <w:sz w:val="24"/>
                 <w:szCs w:val="24"/>
                 <w:u w:val="single"/>
@@ -1534,7 +1534,7 @@
             <w:proofErr w:type="spellEnd"/>
             <w:r>
               <w:rPr>
-                <w:rFonts w:ascii="Arial" w:hAnsi="Arial" w:cs="Arial"/>
+                <w:rFonts w:ascii="Arial Narrow" w:hAnsi="Arial Narrow" w:cs="Arial"/>
                 <w:sz w:val="24"/>
                 <w:szCs w:val="24"/>
                 <w:u w:val="single"/>
@@ -1549,7 +1549,7 @@
       <w:pPr>
         <w:spacing w:after="0" w:line="240" w:lineRule="auto"/>
         <w:rPr>
-          <w:rFonts w:ascii="Arial" w:eastAsia="Times New Roman" w:hAnsi="Arial" w:cs="Arial"/>
+          <w:rFonts w:ascii="Arial Narrow" w:eastAsia="Times New Roman" w:hAnsi="Arial Narrow" w:cs="Arial"/>
           <w:color w:val="444444"/>
           <w:sz w:val="24"/>
           <w:szCs w:val="24"/>
@@ -1591,16 +1591,16 @@
             <w:pPr>
               <w:jc w:val="both"/>
               <w:rPr>
-                <w:rFonts w:ascii="Arial" w:eastAsia="Times New Roman" w:hAnsi="Arial" w:cs="Arial"/>
-                <w:sz w:val="24"/>
-                <w:szCs w:val="24"/>
-                <w:shd w:val="clear" w:color="auto" w:fill="FFFFFF"/>
-                <w:lang w:eastAsia="en-ID"/>
-              </w:rPr>
-            </w:pPr>
-            <w:r>
-              <w:rPr>
-                <w:rFonts w:ascii="Arial" w:eastAsia="Times New Roman" w:hAnsi="Arial" w:cs="Arial"/>
+                <w:rFonts w:ascii="Arial Narrow" w:eastAsia="Times New Roman" w:hAnsi="Arial Narrow" w:cs="Arial"/>
+                <w:sz w:val="24"/>
+                <w:szCs w:val="24"/>
+                <w:shd w:val="clear" w:color="auto" w:fill="FFFFFF"/>
+                <w:lang w:eastAsia="en-ID"/>
+              </w:rPr>
+            </w:pPr>
+            <w:r>
+              <w:rPr>
+                <w:rFonts w:ascii="Arial Narrow" w:eastAsia="Times New Roman" w:hAnsi="Arial Narrow" w:cs="Arial"/>
                 <w:sz w:val="24"/>
                 <w:szCs w:val="24"/>
                 <w:shd w:val="clear" w:color="auto" w:fill="FFFFFF"/>
@@ -1619,7 +1619,7 @@
             <w:pPr>
               <w:jc w:val="both"/>
               <w:rPr>
-                <w:rFonts w:ascii="Arial" w:eastAsia="Times New Roman" w:hAnsi="Arial" w:cs="Arial"/>
+                <w:rFonts w:ascii="Arial Narrow" w:eastAsia="Times New Roman" w:hAnsi="Arial Narrow" w:cs="Arial"/>
                 <w:sz w:val="24"/>
                 <w:szCs w:val="24"/>
                 <w:shd w:val="clear" w:color="auto" w:fill="FFFFFF"/>
@@ -1630,7 +1630,7 @@
             <w:proofErr w:type="gramStart"/>
             <w:r>
               <w:rPr>
-                <w:rFonts w:ascii="Arial" w:eastAsia="Times New Roman" w:hAnsi="Arial" w:cs="Arial"/>
+                <w:rFonts w:ascii="Arial Narrow" w:eastAsia="Times New Roman" w:hAnsi="Arial Narrow" w:cs="Arial"/>
                 <w:sz w:val="24"/>
                 <w:szCs w:val="24"/>
                 <w:lang w:eastAsia="en-ID"/>
@@ -1640,7 +1640,7 @@
             <w:proofErr w:type="spellEnd"/>
             <w:r>
               <w:rPr>
-                <w:rFonts w:ascii="Arial" w:eastAsia="Times New Roman" w:hAnsi="Arial" w:cs="Arial"/>
+                <w:rFonts w:ascii="Arial Narrow" w:eastAsia="Times New Roman" w:hAnsi="Arial Narrow" w:cs="Arial"/>
                 <w:sz w:val="24"/>
                 <w:szCs w:val="24"/>
                 <w:lang w:eastAsia="en-ID"/>
@@ -1660,7 +1660,7 @@
             <w:pPr>
               <w:jc w:val="both"/>
               <w:rPr>
-                <w:rFonts w:ascii="Arial" w:eastAsia="Times New Roman" w:hAnsi="Arial" w:cs="Arial"/>
+                <w:rFonts w:ascii="Arial Narrow" w:eastAsia="Times New Roman" w:hAnsi="Arial Narrow" w:cs="Arial"/>
                 <w:sz w:val="24"/>
                 <w:szCs w:val="24"/>
                 <w:shd w:val="clear" w:color="auto" w:fill="FFFFFF"/>
@@ -1677,16 +1677,16 @@
             <w:pPr>
               <w:jc w:val="both"/>
               <w:rPr>
-                <w:rFonts w:ascii="Arial" w:eastAsia="Times New Roman" w:hAnsi="Arial" w:cs="Arial"/>
-                <w:sz w:val="24"/>
-                <w:szCs w:val="24"/>
-                <w:shd w:val="clear" w:color="auto" w:fill="FFFFFF"/>
-                <w:lang w:eastAsia="en-ID"/>
-              </w:rPr>
-            </w:pPr>
-            <w:r>
-              <w:rPr>
-                <w:rFonts w:ascii="Arial" w:eastAsia="Times New Roman" w:hAnsi="Arial" w:cs="Arial"/>
+                <w:rFonts w:ascii="Arial Narrow" w:eastAsia="Times New Roman" w:hAnsi="Arial Narrow" w:cs="Arial"/>
+                <w:sz w:val="24"/>
+                <w:szCs w:val="24"/>
+                <w:shd w:val="clear" w:color="auto" w:fill="FFFFFF"/>
+                <w:lang w:eastAsia="en-ID"/>
+              </w:rPr>
+            </w:pPr>
+            <w:r>
+              <w:rPr>
+                <w:rFonts w:ascii="Arial Narrow" w:eastAsia="Times New Roman" w:hAnsi="Arial Narrow" w:cs="Arial"/>
                 <w:sz w:val="24"/>
                 <w:szCs w:val="24"/>
                 <w:shd w:val="clear" w:color="auto" w:fill="FFFFFF"/>
@@ -1705,7 +1705,7 @@
               <w:spacing w:line="276" w:lineRule="auto"/>
               <w:jc w:val="both"/>
               <w:rPr>
-                <w:rFonts w:ascii="Arial" w:hAnsi="Arial" w:cs="Arial"/>
+                <w:rFonts w:ascii="Arial Narrow" w:hAnsi="Arial Narrow" w:cs="Arial"/>
                 <w:sz w:val="24"/>
                 <w:szCs w:val="24"/>
               </w:rPr>
@@ -1713,7 +1713,7 @@
             <w:proofErr w:type="spellStart"/>
             <w:r>
               <w:rPr>
-                <w:rFonts w:ascii="Arial" w:hAnsi="Arial" w:cs="Arial"/>
+                <w:rFonts w:ascii="Arial Narrow" w:hAnsi="Arial Narrow" w:cs="Arial"/>
                 <w:sz w:val="24"/>
                 <w:szCs w:val="24"/>
               </w:rPr>
@@ -1722,7 +1722,7 @@
             <w:proofErr w:type="spellEnd"/>
             <w:r>
               <w:rPr>
-                <w:rFonts w:ascii="Arial" w:hAnsi="Arial" w:cs="Arial"/>
+                <w:rFonts w:ascii="Arial Narrow" w:hAnsi="Arial Narrow" w:cs="Arial"/>
                 <w:sz w:val="24"/>
                 <w:szCs w:val="24"/>
               </w:rPr>
@@ -1731,7 +1731,7 @@
             <w:proofErr w:type="spellStart"/>
             <w:r>
               <w:rPr>
-                <w:rFonts w:ascii="Arial" w:hAnsi="Arial" w:cs="Arial"/>
+                <w:rFonts w:ascii="Arial Narrow" w:hAnsi="Arial Narrow" w:cs="Arial"/>
                 <w:sz w:val="24"/>
                 <w:szCs w:val="24"/>
               </w:rPr>
@@ -1740,7 +1740,7 @@
             <w:proofErr w:type="spellEnd"/>
             <w:r>
               <w:rPr>
-                <w:rFonts w:ascii="Arial" w:hAnsi="Arial" w:cs="Arial"/>
+                <w:rFonts w:ascii="Arial Narrow" w:hAnsi="Arial Narrow" w:cs="Arial"/>
                 <w:sz w:val="24"/>
                 <w:szCs w:val="24"/>
               </w:rPr>
@@ -1749,7 +1749,7 @@
             <w:proofErr w:type="spellStart"/>
             <w:r>
               <w:rPr>
-                <w:rFonts w:ascii="Arial" w:hAnsi="Arial" w:cs="Arial"/>
+                <w:rFonts w:ascii="Arial Narrow" w:hAnsi="Arial Narrow" w:cs="Arial"/>
                 <w:sz w:val="24"/>
                 <w:szCs w:val="24"/>
               </w:rPr>
@@ -1758,7 +1758,7 @@
             <w:proofErr w:type="spellEnd"/>
             <w:r>
               <w:rPr>
-                <w:rFonts w:ascii="Arial" w:hAnsi="Arial" w:cs="Arial"/>
+                <w:rFonts w:ascii="Arial Narrow" w:hAnsi="Arial Narrow" w:cs="Arial"/>
                 <w:sz w:val="24"/>
                 <w:szCs w:val="24"/>
               </w:rPr>
@@ -1767,7 +1767,7 @@
             <w:proofErr w:type="spellStart"/>
             <w:r>
               <w:rPr>
-                <w:rFonts w:ascii="Arial" w:hAnsi="Arial" w:cs="Arial"/>
+                <w:rFonts w:ascii="Arial Narrow" w:hAnsi="Arial Narrow" w:cs="Arial"/>
                 <w:sz w:val="24"/>
                 <w:szCs w:val="24"/>
               </w:rPr>
@@ -1776,7 +1776,7 @@
             <w:proofErr w:type="spellEnd"/>
             <w:r>
               <w:rPr>
-                <w:rFonts w:ascii="Arial" w:hAnsi="Arial" w:cs="Arial"/>
+                <w:rFonts w:ascii="Arial Narrow" w:hAnsi="Arial Narrow" w:cs="Arial"/>
                 <w:sz w:val="24"/>
                 <w:szCs w:val="24"/>
               </w:rPr>
@@ -1785,7 +1785,7 @@
             <w:proofErr w:type="spellStart"/>
             <w:r>
               <w:rPr>
-                <w:rFonts w:ascii="Arial" w:hAnsi="Arial" w:cs="Arial"/>
+                <w:rFonts w:ascii="Arial Narrow" w:hAnsi="Arial Narrow" w:cs="Arial"/>
                 <w:sz w:val="24"/>
                 <w:szCs w:val="24"/>
               </w:rPr>
@@ -1794,7 +1794,7 @@
             <w:proofErr w:type="spellEnd"/>
             <w:r>
               <w:rPr>
-                <w:rFonts w:ascii="Arial" w:hAnsi="Arial" w:cs="Arial"/>
+                <w:rFonts w:ascii="Arial Narrow" w:hAnsi="Arial Narrow" w:cs="Arial"/>
                 <w:sz w:val="24"/>
                 <w:szCs w:val="24"/>
               </w:rPr>
@@ -1812,7 +1812,7 @@
             <w:pPr>
               <w:jc w:val="both"/>
               <w:rPr>
-                <w:rFonts w:ascii="Arial" w:eastAsia="Times New Roman" w:hAnsi="Arial" w:cs="Arial"/>
+                <w:rFonts w:ascii="Arial Narrow" w:eastAsia="Times New Roman" w:hAnsi="Arial Narrow" w:cs="Arial"/>
                 <w:sz w:val="24"/>
                 <w:szCs w:val="24"/>
                 <w:shd w:val="clear" w:color="auto" w:fill="FFFFFF"/>
@@ -1829,16 +1829,16 @@
             <w:pPr>
               <w:jc w:val="both"/>
               <w:rPr>
-                <w:rFonts w:ascii="Arial" w:eastAsia="Times New Roman" w:hAnsi="Arial" w:cs="Arial"/>
-                <w:sz w:val="24"/>
-                <w:szCs w:val="24"/>
-                <w:shd w:val="clear" w:color="auto" w:fill="FFFFFF"/>
-                <w:lang w:eastAsia="en-ID"/>
-              </w:rPr>
-            </w:pPr>
-            <w:r>
-              <w:rPr>
-                <w:rFonts w:ascii="Arial" w:eastAsia="Times New Roman" w:hAnsi="Arial" w:cs="Arial"/>
+                <w:rFonts w:ascii="Arial Narrow" w:eastAsia="Times New Roman" w:hAnsi="Arial Narrow" w:cs="Arial"/>
+                <w:sz w:val="24"/>
+                <w:szCs w:val="24"/>
+                <w:shd w:val="clear" w:color="auto" w:fill="FFFFFF"/>
+                <w:lang w:eastAsia="en-ID"/>
+              </w:rPr>
+            </w:pPr>
+            <w:r>
+              <w:rPr>
+                <w:rFonts w:ascii="Arial Narrow" w:eastAsia="Times New Roman" w:hAnsi="Arial Narrow" w:cs="Arial"/>
                 <w:sz w:val="24"/>
                 <w:szCs w:val="24"/>
                 <w:shd w:val="clear" w:color="auto" w:fill="FFFFFF"/>
@@ -1857,14 +1857,14 @@
               <w:spacing w:line="276" w:lineRule="auto"/>
               <w:jc w:val="both"/>
               <w:rPr>
-                <w:rFonts w:ascii="Arial" w:hAnsi="Arial" w:cs="Arial"/>
-                <w:sz w:val="24"/>
-                <w:szCs w:val="24"/>
-              </w:rPr>
-            </w:pPr>
-            <w:r>
-              <w:rPr>
-                <w:rFonts w:ascii="Arial" w:hAnsi="Arial" w:cs="Arial"/>
+                <w:rFonts w:ascii="Arial Narrow" w:hAnsi="Arial Narrow" w:cs="Arial"/>
+                <w:sz w:val="24"/>
+                <w:szCs w:val="24"/>
+              </w:rPr>
+            </w:pPr>
+            <w:r>
+              <w:rPr>
+                <w:rFonts w:ascii="Arial Narrow" w:hAnsi="Arial Narrow" w:cs="Arial"/>
                 <w:sz w:val="24"/>
                 <w:szCs w:val="24"/>
               </w:rPr>
@@ -1873,7 +1873,7 @@
             <w:proofErr w:type="spellStart"/>
             <w:r>
               <w:rPr>
-                <w:rFonts w:ascii="Arial" w:hAnsi="Arial" w:cs="Arial"/>
+                <w:rFonts w:ascii="Arial Narrow" w:hAnsi="Arial Narrow" w:cs="Arial"/>
                 <w:sz w:val="24"/>
                 <w:szCs w:val="24"/>
               </w:rPr>
@@ -1882,7 +1882,7 @@
             <w:proofErr w:type="spellEnd"/>
             <w:r>
               <w:rPr>
-                <w:rFonts w:ascii="Arial" w:hAnsi="Arial" w:cs="Arial"/>
+                <w:rFonts w:ascii="Arial Narrow" w:hAnsi="Arial Narrow" w:cs="Arial"/>
                 <w:sz w:val="24"/>
                 <w:szCs w:val="24"/>
               </w:rPr>
@@ -1891,7 +1891,7 @@
             <w:proofErr w:type="spellStart"/>
             <w:r>
               <w:rPr>
-                <w:rFonts w:ascii="Arial" w:hAnsi="Arial" w:cs="Arial"/>
+                <w:rFonts w:ascii="Arial Narrow" w:hAnsi="Arial Narrow" w:cs="Arial"/>
                 <w:sz w:val="24"/>
                 <w:szCs w:val="24"/>
               </w:rPr>
@@ -1900,7 +1900,7 @@
             <w:proofErr w:type="spellEnd"/>
             <w:r>
               <w:rPr>
-                <w:rFonts w:ascii="Arial" w:hAnsi="Arial" w:cs="Arial"/>
+                <w:rFonts w:ascii="Arial Narrow" w:hAnsi="Arial Narrow" w:cs="Arial"/>
                 <w:sz w:val="24"/>
                 <w:szCs w:val="24"/>
               </w:rPr>
@@ -1909,7 +1909,7 @@
             <w:proofErr w:type="spellStart"/>
             <w:r>
               <w:rPr>
-                <w:rFonts w:ascii="Arial" w:hAnsi="Arial" w:cs="Arial"/>
+                <w:rFonts w:ascii="Arial Narrow" w:hAnsi="Arial Narrow" w:cs="Arial"/>
                 <w:sz w:val="24"/>
                 <w:szCs w:val="24"/>
               </w:rPr>
@@ -1918,7 +1918,7 @@
             <w:proofErr w:type="spellEnd"/>
             <w:r>
               <w:rPr>
-                <w:rFonts w:ascii="Arial" w:hAnsi="Arial" w:cs="Arial"/>
+                <w:rFonts w:ascii="Arial Narrow" w:hAnsi="Arial Narrow" w:cs="Arial"/>
                 <w:sz w:val="24"/>
                 <w:szCs w:val="24"/>
               </w:rPr>
@@ -1927,7 +1927,7 @@
             <w:proofErr w:type="spellStart"/>
             <w:r>
               <w:rPr>
-                <w:rFonts w:ascii="Arial" w:hAnsi="Arial" w:cs="Arial"/>
+                <w:rFonts w:ascii="Arial Narrow" w:hAnsi="Arial Narrow" w:cs="Arial"/>
                 <w:sz w:val="24"/>
                 <w:szCs w:val="24"/>
               </w:rPr>
@@ -1936,7 +1936,7 @@
             <w:proofErr w:type="spellEnd"/>
             <w:r>
               <w:rPr>
-                <w:rFonts w:ascii="Arial" w:hAnsi="Arial" w:cs="Arial"/>
+                <w:rFonts w:ascii="Arial Narrow" w:hAnsi="Arial Narrow" w:cs="Arial"/>
                 <w:sz w:val="24"/>
                 <w:szCs w:val="24"/>
               </w:rPr>
@@ -1945,7 +1945,7 @@
             <w:proofErr w:type="spellStart"/>
             <w:r>
               <w:rPr>
-                <w:rFonts w:ascii="Arial" w:hAnsi="Arial" w:cs="Arial"/>
+                <w:rFonts w:ascii="Arial Narrow" w:hAnsi="Arial Narrow" w:cs="Arial"/>
                 <w:sz w:val="24"/>
                 <w:szCs w:val="24"/>
               </w:rPr>
@@ -1954,7 +1954,7 @@
             <w:proofErr w:type="spellEnd"/>
             <w:r>
               <w:rPr>
-                <w:rFonts w:ascii="Arial" w:hAnsi="Arial" w:cs="Arial"/>
+                <w:rFonts w:ascii="Arial Narrow" w:hAnsi="Arial Narrow" w:cs="Arial"/>
                 <w:sz w:val="24"/>
                 <w:szCs w:val="24"/>
               </w:rPr>
@@ -1963,7 +1963,7 @@
             <w:proofErr w:type="spellStart"/>
             <w:r>
               <w:rPr>
-                <w:rFonts w:ascii="Arial" w:hAnsi="Arial" w:cs="Arial"/>
+                <w:rFonts w:ascii="Arial Narrow" w:hAnsi="Arial Narrow" w:cs="Arial"/>
                 <w:sz w:val="24"/>
                 <w:szCs w:val="24"/>
               </w:rPr>
@@ -1972,7 +1972,7 @@
             <w:proofErr w:type="spellEnd"/>
             <w:r>
               <w:rPr>
-                <w:rFonts w:ascii="Arial" w:hAnsi="Arial" w:cs="Arial"/>
+                <w:rFonts w:ascii="Arial Narrow" w:hAnsi="Arial Narrow" w:cs="Arial"/>
                 <w:sz w:val="24"/>
                 <w:szCs w:val="24"/>
               </w:rPr>
@@ -1990,7 +1990,7 @@
             <w:pPr>
               <w:jc w:val="both"/>
               <w:rPr>
-                <w:rFonts w:ascii="Arial" w:eastAsia="Times New Roman" w:hAnsi="Arial" w:cs="Arial"/>
+                <w:rFonts w:ascii="Arial Narrow" w:eastAsia="Times New Roman" w:hAnsi="Arial Narrow" w:cs="Arial"/>
                 <w:sz w:val="24"/>
                 <w:szCs w:val="24"/>
                 <w:shd w:val="clear" w:color="auto" w:fill="FFFFFF"/>
@@ -2007,16 +2007,16 @@
             <w:pPr>
               <w:jc w:val="both"/>
               <w:rPr>
-                <w:rFonts w:ascii="Arial" w:eastAsia="Times New Roman" w:hAnsi="Arial" w:cs="Arial"/>
-                <w:sz w:val="24"/>
-                <w:szCs w:val="24"/>
-                <w:shd w:val="clear" w:color="auto" w:fill="FFFFFF"/>
-                <w:lang w:eastAsia="en-ID"/>
-              </w:rPr>
-            </w:pPr>
-            <w:r>
-              <w:rPr>
-                <w:rFonts w:ascii="Arial" w:eastAsia="Times New Roman" w:hAnsi="Arial" w:cs="Arial"/>
+                <w:rFonts w:ascii="Arial Narrow" w:eastAsia="Times New Roman" w:hAnsi="Arial Narrow" w:cs="Arial"/>
+                <w:sz w:val="24"/>
+                <w:szCs w:val="24"/>
+                <w:shd w:val="clear" w:color="auto" w:fill="FFFFFF"/>
+                <w:lang w:eastAsia="en-ID"/>
+              </w:rPr>
+            </w:pPr>
+            <w:r>
+              <w:rPr>
+                <w:rFonts w:ascii="Arial Narrow" w:eastAsia="Times New Roman" w:hAnsi="Arial Narrow" w:cs="Arial"/>
                 <w:sz w:val="24"/>
                 <w:szCs w:val="24"/>
                 <w:shd w:val="clear" w:color="auto" w:fill="FFFFFF"/>
@@ -2035,7 +2035,7 @@
               <w:spacing w:line="276" w:lineRule="auto"/>
               <w:jc w:val="both"/>
               <w:rPr>
-                <w:rFonts w:ascii="Arial" w:hAnsi="Arial" w:cs="Arial"/>
+                <w:rFonts w:ascii="Arial Narrow" w:hAnsi="Arial Narrow" w:cs="Arial"/>
                 <w:sz w:val="24"/>
                 <w:szCs w:val="24"/>
                 <w:lang w:val="sv-SE"/>
@@ -2043,7 +2043,7 @@
             </w:pPr>
             <w:r>
               <w:rPr>
-                <w:rFonts w:ascii="Arial" w:hAnsi="Arial" w:cs="Arial"/>
+                <w:rFonts w:ascii="Arial Narrow" w:hAnsi="Arial Narrow" w:cs="Arial"/>
                 <w:sz w:val="24"/>
                 <w:szCs w:val="24"/>
                 <w:lang w:val="sv-SE"/>
@@ -2062,7 +2062,7 @@
             <w:pPr>
               <w:jc w:val="both"/>
               <w:rPr>
-                <w:rFonts w:ascii="Arial" w:eastAsia="Times New Roman" w:hAnsi="Arial" w:cs="Arial"/>
+                <w:rFonts w:ascii="Arial Narrow" w:eastAsia="Times New Roman" w:hAnsi="Arial Narrow" w:cs="Arial"/>
                 <w:sz w:val="24"/>
                 <w:szCs w:val="24"/>
                 <w:shd w:val="clear" w:color="auto" w:fill="FFFFFF"/>
@@ -2079,16 +2079,16 @@
             <w:pPr>
               <w:jc w:val="both"/>
               <w:rPr>
-                <w:rFonts w:ascii="Arial" w:eastAsia="Times New Roman" w:hAnsi="Arial" w:cs="Arial"/>
-                <w:sz w:val="24"/>
-                <w:szCs w:val="24"/>
-                <w:shd w:val="clear" w:color="auto" w:fill="FFFFFF"/>
-                <w:lang w:eastAsia="en-ID"/>
-              </w:rPr>
-            </w:pPr>
-            <w:r>
-              <w:rPr>
-                <w:rFonts w:ascii="Arial" w:eastAsia="Times New Roman" w:hAnsi="Arial" w:cs="Arial"/>
+                <w:rFonts w:ascii="Arial Narrow" w:eastAsia="Times New Roman" w:hAnsi="Arial Narrow" w:cs="Arial"/>
+                <w:sz w:val="24"/>
+                <w:szCs w:val="24"/>
+                <w:shd w:val="clear" w:color="auto" w:fill="FFFFFF"/>
+                <w:lang w:eastAsia="en-ID"/>
+              </w:rPr>
+            </w:pPr>
+            <w:r>
+              <w:rPr>
+                <w:rFonts w:ascii="Arial Narrow" w:eastAsia="Times New Roman" w:hAnsi="Arial Narrow" w:cs="Arial"/>
                 <w:sz w:val="24"/>
                 <w:szCs w:val="24"/>
                 <w:shd w:val="clear" w:color="auto" w:fill="FFFFFF"/>
@@ -2106,7 +2106,7 @@
             <w:pPr>
               <w:jc w:val="both"/>
               <w:rPr>
-                <w:rFonts w:ascii="Arial" w:eastAsia="Times New Roman" w:hAnsi="Arial" w:cs="Arial"/>
+                <w:rFonts w:ascii="Arial Narrow" w:eastAsia="Times New Roman" w:hAnsi="Arial Narrow" w:cs="Arial"/>
                 <w:sz w:val="24"/>
                 <w:szCs w:val="24"/>
                 <w:shd w:val="clear" w:color="auto" w:fill="FFFFFF"/>
@@ -2116,7 +2116,7 @@
             <w:proofErr w:type="spellStart"/>
             <w:r>
               <w:rPr>
-                <w:rFonts w:ascii="Arial" w:eastAsia="Times New Roman" w:hAnsi="Arial" w:cs="Arial"/>
+                <w:rFonts w:ascii="Arial Narrow" w:eastAsia="Times New Roman" w:hAnsi="Arial Narrow" w:cs="Arial"/>
                 <w:sz w:val="24"/>
                 <w:szCs w:val="24"/>
                 <w:shd w:val="clear" w:color="auto" w:fill="FFFFFF"/>
@@ -2127,7 +2127,7 @@
             <w:proofErr w:type="spellEnd"/>
             <w:r>
               <w:rPr>
-                <w:rFonts w:ascii="Arial" w:eastAsia="Times New Roman" w:hAnsi="Arial" w:cs="Arial"/>
+                <w:rFonts w:ascii="Arial Narrow" w:eastAsia="Times New Roman" w:hAnsi="Arial Narrow" w:cs="Arial"/>
                 <w:sz w:val="24"/>
                 <w:szCs w:val="24"/>
                 <w:shd w:val="clear" w:color="auto" w:fill="FFFFFF"/>
@@ -2138,7 +2138,7 @@
             <w:proofErr w:type="spellStart"/>
             <w:r>
               <w:rPr>
-                <w:rFonts w:ascii="Arial" w:eastAsia="Times New Roman" w:hAnsi="Arial" w:cs="Arial"/>
+                <w:rFonts w:ascii="Arial Narrow" w:eastAsia="Times New Roman" w:hAnsi="Arial Narrow" w:cs="Arial"/>
                 <w:sz w:val="24"/>
                 <w:szCs w:val="24"/>
                 <w:shd w:val="clear" w:color="auto" w:fill="FFFFFF"/>
@@ -2149,7 +2149,7 @@
             <w:proofErr w:type="spellEnd"/>
             <w:r>
               <w:rPr>
-                <w:rFonts w:ascii="Arial" w:eastAsia="Times New Roman" w:hAnsi="Arial" w:cs="Arial"/>
+                <w:rFonts w:ascii="Arial Narrow" w:eastAsia="Times New Roman" w:hAnsi="Arial Narrow" w:cs="Arial"/>
                 <w:sz w:val="24"/>
                 <w:szCs w:val="24"/>
                 <w:shd w:val="clear" w:color="auto" w:fill="FFFFFF"/>
@@ -2160,7 +2160,7 @@
             <w:proofErr w:type="spellStart"/>
             <w:r>
               <w:rPr>
-                <w:rFonts w:ascii="Arial" w:eastAsia="Times New Roman" w:hAnsi="Arial" w:cs="Arial"/>
+                <w:rFonts w:ascii="Arial Narrow" w:eastAsia="Times New Roman" w:hAnsi="Arial Narrow" w:cs="Arial"/>
                 <w:sz w:val="24"/>
                 <w:szCs w:val="24"/>
                 <w:shd w:val="clear" w:color="auto" w:fill="FFFFFF"/>
@@ -2171,7 +2171,7 @@
             <w:proofErr w:type="spellEnd"/>
             <w:r>
               <w:rPr>
-                <w:rFonts w:ascii="Arial" w:eastAsia="Times New Roman" w:hAnsi="Arial" w:cs="Arial"/>
+                <w:rFonts w:ascii="Arial Narrow" w:eastAsia="Times New Roman" w:hAnsi="Arial Narrow" w:cs="Arial"/>
                 <w:sz w:val="24"/>
                 <w:szCs w:val="24"/>
                 <w:shd w:val="clear" w:color="auto" w:fill="FFFFFF"/>
@@ -2182,7 +2182,7 @@
             <w:proofErr w:type="spellStart"/>
             <w:r>
               <w:rPr>
-                <w:rFonts w:ascii="Arial" w:eastAsia="Times New Roman" w:hAnsi="Arial" w:cs="Arial"/>
+                <w:rFonts w:ascii="Arial Narrow" w:eastAsia="Times New Roman" w:hAnsi="Arial Narrow" w:cs="Arial"/>
                 <w:sz w:val="24"/>
                 <w:szCs w:val="24"/>
                 <w:shd w:val="clear" w:color="auto" w:fill="FFFFFF"/>
@@ -2193,7 +2193,7 @@
             <w:proofErr w:type="spellEnd"/>
             <w:r>
               <w:rPr>
-                <w:rFonts w:ascii="Arial" w:eastAsia="Times New Roman" w:hAnsi="Arial" w:cs="Arial"/>
+                <w:rFonts w:ascii="Arial Narrow" w:eastAsia="Times New Roman" w:hAnsi="Arial Narrow" w:cs="Arial"/>
                 <w:sz w:val="24"/>
                 <w:szCs w:val="24"/>
                 <w:shd w:val="clear" w:color="auto" w:fill="FFFFFF"/>
@@ -2204,7 +2204,7 @@
             <w:proofErr w:type="spellStart"/>
             <w:r>
               <w:rPr>
-                <w:rFonts w:ascii="Arial" w:eastAsia="Times New Roman" w:hAnsi="Arial" w:cs="Arial"/>
+                <w:rFonts w:ascii="Arial Narrow" w:eastAsia="Times New Roman" w:hAnsi="Arial Narrow" w:cs="Arial"/>
                 <w:sz w:val="24"/>
                 <w:szCs w:val="24"/>
                 <w:shd w:val="clear" w:color="auto" w:fill="FFFFFF"/>
@@ -2215,7 +2215,7 @@
             <w:proofErr w:type="spellEnd"/>
             <w:r>
               <w:rPr>
-                <w:rFonts w:ascii="Arial" w:eastAsia="Times New Roman" w:hAnsi="Arial" w:cs="Arial"/>
+                <w:rFonts w:ascii="Arial Narrow" w:eastAsia="Times New Roman" w:hAnsi="Arial Narrow" w:cs="Arial"/>
                 <w:sz w:val="24"/>
                 <w:szCs w:val="24"/>
                 <w:shd w:val="clear" w:color="auto" w:fill="FFFFFF"/>
@@ -2235,7 +2235,7 @@
             <w:pPr>
               <w:jc w:val="both"/>
               <w:rPr>
-                <w:rFonts w:ascii="Arial" w:eastAsia="Times New Roman" w:hAnsi="Arial" w:cs="Arial"/>
+                <w:rFonts w:ascii="Arial Narrow" w:eastAsia="Times New Roman" w:hAnsi="Arial Narrow" w:cs="Arial"/>
                 <w:sz w:val="24"/>
                 <w:szCs w:val="24"/>
                 <w:shd w:val="clear" w:color="auto" w:fill="FFFFFF"/>
@@ -2252,16 +2252,16 @@
             <w:pPr>
               <w:jc w:val="both"/>
               <w:rPr>
-                <w:rFonts w:ascii="Arial" w:eastAsia="Times New Roman" w:hAnsi="Arial" w:cs="Arial"/>
-                <w:sz w:val="24"/>
-                <w:szCs w:val="24"/>
-                <w:shd w:val="clear" w:color="auto" w:fill="FFFFFF"/>
-                <w:lang w:eastAsia="en-ID"/>
-              </w:rPr>
-            </w:pPr>
-            <w:r>
-              <w:rPr>
-                <w:rFonts w:ascii="Arial" w:eastAsia="Times New Roman" w:hAnsi="Arial" w:cs="Arial"/>
+                <w:rFonts w:ascii="Arial Narrow" w:eastAsia="Times New Roman" w:hAnsi="Arial Narrow" w:cs="Arial"/>
+                <w:sz w:val="24"/>
+                <w:szCs w:val="24"/>
+                <w:shd w:val="clear" w:color="auto" w:fill="FFFFFF"/>
+                <w:lang w:eastAsia="en-ID"/>
+              </w:rPr>
+            </w:pPr>
+            <w:r>
+              <w:rPr>
+                <w:rFonts w:ascii="Arial Narrow" w:eastAsia="Times New Roman" w:hAnsi="Arial Narrow" w:cs="Arial"/>
                 <w:sz w:val="24"/>
                 <w:szCs w:val="24"/>
                 <w:shd w:val="clear" w:color="auto" w:fill="FFFFFF"/>
@@ -2280,7 +2280,7 @@
               <w:spacing w:line="276" w:lineRule="auto"/>
               <w:jc w:val="both"/>
               <w:rPr>
-                <w:rFonts w:ascii="Arial" w:hAnsi="Arial" w:cs="Arial"/>
+                <w:rFonts w:ascii="Arial Narrow" w:hAnsi="Arial Narrow" w:cs="Arial"/>
                 <w:sz w:val="24"/>
                 <w:szCs w:val="24"/>
                 <w:lang w:val="sv-SE"/>
@@ -2288,7 +2288,7 @@
             </w:pPr>
             <w:r>
               <w:rPr>
-                <w:rFonts w:ascii="Arial" w:hAnsi="Arial" w:cs="Arial"/>
+                <w:rFonts w:ascii="Arial Narrow" w:hAnsi="Arial Narrow" w:cs="Arial"/>
                 <w:sz w:val="24"/>
                 <w:szCs w:val="24"/>
                 <w:lang w:val="sv-SE"/>
@@ -2307,7 +2307,7 @@
             <w:pPr>
               <w:jc w:val="both"/>
               <w:rPr>
-                <w:rFonts w:ascii="Arial" w:eastAsia="Times New Roman" w:hAnsi="Arial" w:cs="Arial"/>
+                <w:rFonts w:ascii="Arial Narrow" w:eastAsia="Times New Roman" w:hAnsi="Arial Narrow" w:cs="Arial"/>
                 <w:sz w:val="24"/>
                 <w:szCs w:val="24"/>
                 <w:shd w:val="clear" w:color="auto" w:fill="FFFFFF"/>
@@ -2324,16 +2324,16 @@
             <w:pPr>
               <w:jc w:val="both"/>
               <w:rPr>
-                <w:rFonts w:ascii="Arial" w:eastAsia="Times New Roman" w:hAnsi="Arial" w:cs="Arial"/>
-                <w:sz w:val="24"/>
-                <w:szCs w:val="24"/>
-                <w:shd w:val="clear" w:color="auto" w:fill="FFFFFF"/>
-                <w:lang w:eastAsia="en-ID"/>
-              </w:rPr>
-            </w:pPr>
-            <w:r>
-              <w:rPr>
-                <w:rFonts w:ascii="Arial" w:eastAsia="Times New Roman" w:hAnsi="Arial" w:cs="Arial"/>
+                <w:rFonts w:ascii="Arial Narrow" w:eastAsia="Times New Roman" w:hAnsi="Arial Narrow" w:cs="Arial"/>
+                <w:sz w:val="24"/>
+                <w:szCs w:val="24"/>
+                <w:shd w:val="clear" w:color="auto" w:fill="FFFFFF"/>
+                <w:lang w:eastAsia="en-ID"/>
+              </w:rPr>
+            </w:pPr>
+            <w:r>
+              <w:rPr>
+                <w:rFonts w:ascii="Arial Narrow" w:eastAsia="Times New Roman" w:hAnsi="Arial Narrow" w:cs="Arial"/>
                 <w:sz w:val="24"/>
                 <w:szCs w:val="24"/>
                 <w:shd w:val="clear" w:color="auto" w:fill="FFFFFF"/>
@@ -2352,7 +2352,7 @@
               <w:spacing w:line="276" w:lineRule="auto"/>
               <w:jc w:val="both"/>
               <w:rPr>
-                <w:rFonts w:ascii="Arial" w:hAnsi="Arial" w:cs="Arial"/>
+                <w:rFonts w:ascii="Arial Narrow" w:hAnsi="Arial Narrow" w:cs="Arial"/>
                 <w:sz w:val="24"/>
                 <w:szCs w:val="24"/>
                 <w:lang w:val="sv-SE"/>
@@ -2360,48 +2360,12 @@
             </w:pPr>
             <w:r>
               <w:rPr>
-                <w:rFonts w:ascii="Arial" w:hAnsi="Arial" w:cs="Arial"/>
+                <w:rFonts w:ascii="Arial Narrow" w:hAnsi="Arial Narrow" w:cs="Arial"/>
                 <w:sz w:val="24"/>
                 <w:szCs w:val="24"/>
                 <w:lang w:val="sv-SE"/>
               </w:rPr>
-              <w:t xml:space="preserve">Surat Perintah Penyidikan Nomor: ${SuratPerintahPenyidikanNumber} tanggal: </w:t>
-            </w:r>
-            <w:r>
-              <w:rPr>
-                <w:rFonts w:ascii="Arial" w:hAnsi="Arial" w:cs="Arial"/>
-                <w:sz w:val="24"/>
-                <w:szCs w:val="24"/>
-                <w:lang w:val="sv-SE"/>
-              </w:rPr>
-              <w:t>${SuratPerintahPenyidikan</w:t>
-            </w:r>
-            <w:r>
-              <w:rPr>
-                <w:rFonts w:ascii="Arial" w:hAnsi="Arial" w:cs="Arial"/>
-                <w:sz w:val="24"/>
-                <w:szCs w:val="24"/>
-                <w:lang w:val="sv-SE"/>
-              </w:rPr>
-              <w:t>Date</w:t>
-            </w:r>
-            <w:r>
-              <w:rPr>
-                <w:rFonts w:ascii="Arial" w:hAnsi="Arial" w:cs="Arial"/>
-                <w:sz w:val="24"/>
-                <w:szCs w:val="24"/>
-                <w:lang w:val="sv-SE"/>
-              </w:rPr>
-              <w:t>}</w:t>
-            </w:r>
-            <w:r>
-              <w:rPr>
-                <w:rFonts w:ascii="Arial" w:hAnsi="Arial" w:cs="Arial"/>
-                <w:sz w:val="24"/>
-                <w:szCs w:val="24"/>
-                <w:lang w:val="sv-SE"/>
-              </w:rPr>
-              <w:t>;</w:t>
+              <w:t>Surat Perintah Penyidikan Nomor: ${SuratPerintahPenyidikanNumber} tanggal: ${SuratPerintahPenyidikanDate};</w:t>
             </w:r>
           </w:p>
         </w:tc>
@@ -2415,7 +2379,7 @@
             <w:pPr>
               <w:jc w:val="both"/>
               <w:rPr>
-                <w:rFonts w:ascii="Arial" w:eastAsia="Times New Roman" w:hAnsi="Arial" w:cs="Arial"/>
+                <w:rFonts w:ascii="Arial Narrow" w:eastAsia="Times New Roman" w:hAnsi="Arial Narrow" w:cs="Arial"/>
                 <w:sz w:val="24"/>
                 <w:szCs w:val="24"/>
                 <w:shd w:val="clear" w:color="auto" w:fill="FFFFFF"/>
@@ -2432,16 +2396,16 @@
             <w:pPr>
               <w:jc w:val="both"/>
               <w:rPr>
-                <w:rFonts w:ascii="Arial" w:eastAsia="Times New Roman" w:hAnsi="Arial" w:cs="Arial"/>
-                <w:sz w:val="24"/>
-                <w:szCs w:val="24"/>
-                <w:shd w:val="clear" w:color="auto" w:fill="FFFFFF"/>
-                <w:lang w:eastAsia="en-ID"/>
-              </w:rPr>
-            </w:pPr>
-            <w:r>
-              <w:rPr>
-                <w:rFonts w:ascii="Arial" w:eastAsia="Times New Roman" w:hAnsi="Arial" w:cs="Arial"/>
+                <w:rFonts w:ascii="Arial Narrow" w:eastAsia="Times New Roman" w:hAnsi="Arial Narrow" w:cs="Arial"/>
+                <w:sz w:val="24"/>
+                <w:szCs w:val="24"/>
+                <w:shd w:val="clear" w:color="auto" w:fill="FFFFFF"/>
+                <w:lang w:eastAsia="en-ID"/>
+              </w:rPr>
+            </w:pPr>
+            <w:r>
+              <w:rPr>
+                <w:rFonts w:ascii="Arial Narrow" w:eastAsia="Times New Roman" w:hAnsi="Arial Narrow" w:cs="Arial"/>
                 <w:sz w:val="24"/>
                 <w:szCs w:val="24"/>
                 <w:shd w:val="clear" w:color="auto" w:fill="FFFFFF"/>
@@ -2460,7 +2424,7 @@
               <w:spacing w:line="276" w:lineRule="auto"/>
               <w:jc w:val="both"/>
               <w:rPr>
-                <w:rFonts w:ascii="Arial" w:hAnsi="Arial" w:cs="Arial"/>
+                <w:rFonts w:ascii="Arial Narrow" w:hAnsi="Arial Narrow" w:cs="Arial"/>
                 <w:sz w:val="24"/>
                 <w:szCs w:val="24"/>
                 <w:lang w:val="sv-SE"/>
@@ -2468,7 +2432,7 @@
             </w:pPr>
             <w:r>
               <w:rPr>
-                <w:rFonts w:ascii="Arial" w:hAnsi="Arial" w:cs="Arial"/>
+                <w:rFonts w:ascii="Arial Narrow" w:hAnsi="Arial Narrow" w:cs="Arial"/>
                 <w:sz w:val="24"/>
                 <w:szCs w:val="24"/>
                 <w:lang w:val="sv-SE"/>
@@ -2487,7 +2451,7 @@
             <w:pPr>
               <w:jc w:val="both"/>
               <w:rPr>
-                <w:rFonts w:ascii="Arial" w:eastAsia="Times New Roman" w:hAnsi="Arial" w:cs="Arial"/>
+                <w:rFonts w:ascii="Arial Narrow" w:eastAsia="Times New Roman" w:hAnsi="Arial Narrow" w:cs="Arial"/>
                 <w:sz w:val="24"/>
                 <w:szCs w:val="24"/>
                 <w:shd w:val="clear" w:color="auto" w:fill="FFFFFF"/>
@@ -2504,32 +2468,22 @@
             <w:pPr>
               <w:jc w:val="both"/>
               <w:rPr>
-                <w:rFonts w:ascii="Arial" w:eastAsia="Times New Roman" w:hAnsi="Arial" w:cs="Arial"/>
-                <w:sz w:val="24"/>
-                <w:szCs w:val="24"/>
-                <w:shd w:val="clear" w:color="auto" w:fill="FFFFFF"/>
-                <w:lang w:eastAsia="en-ID"/>
-              </w:rPr>
-            </w:pPr>
-            <w:r>
-              <w:rPr>
-                <w:rFonts w:ascii="Arial" w:eastAsia="Times New Roman" w:hAnsi="Arial" w:cs="Arial"/>
-                <w:sz w:val="24"/>
-                <w:szCs w:val="24"/>
-                <w:shd w:val="clear" w:color="auto" w:fill="FFFFFF"/>
-                <w:lang w:eastAsia="en-ID"/>
-              </w:rPr>
-              <w:t>h</w:t>
-            </w:r>
-            <w:r>
-              <w:rPr>
-                <w:rFonts w:ascii="Arial" w:eastAsia="Times New Roman" w:hAnsi="Arial" w:cs="Arial"/>
-                <w:sz w:val="24"/>
-                <w:szCs w:val="24"/>
-                <w:shd w:val="clear" w:color="auto" w:fill="FFFFFF"/>
-                <w:lang w:eastAsia="en-ID"/>
-              </w:rPr>
-              <w:t>.</w:t>
+                <w:rFonts w:ascii="Arial Narrow" w:eastAsia="Times New Roman" w:hAnsi="Arial Narrow" w:cs="Arial"/>
+                <w:sz w:val="24"/>
+                <w:szCs w:val="24"/>
+                <w:shd w:val="clear" w:color="auto" w:fill="FFFFFF"/>
+                <w:lang w:eastAsia="en-ID"/>
+              </w:rPr>
+            </w:pPr>
+            <w:r>
+              <w:rPr>
+                <w:rFonts w:ascii="Arial Narrow" w:eastAsia="Times New Roman" w:hAnsi="Arial Narrow" w:cs="Arial"/>
+                <w:sz w:val="24"/>
+                <w:szCs w:val="24"/>
+                <w:shd w:val="clear" w:color="auto" w:fill="FFFFFF"/>
+                <w:lang w:eastAsia="en-ID"/>
+              </w:rPr>
+              <w:t>h.</w:t>
             </w:r>
           </w:p>
         </w:tc>
@@ -2542,7 +2496,7 @@
               <w:spacing w:line="276" w:lineRule="auto"/>
               <w:jc w:val="both"/>
               <w:rPr>
-                <w:rFonts w:ascii="Arial" w:hAnsi="Arial" w:cs="Arial"/>
+                <w:rFonts w:ascii="Arial Narrow" w:hAnsi="Arial Narrow" w:cs="Arial"/>
                 <w:sz w:val="24"/>
                 <w:szCs w:val="24"/>
                 <w:lang w:val="sv-SE"/>
@@ -2550,7 +2504,7 @@
             </w:pPr>
             <w:r>
               <w:rPr>
-                <w:rFonts w:ascii="Arial" w:hAnsi="Arial" w:cs="Arial"/>
+                <w:rFonts w:ascii="Arial Narrow" w:hAnsi="Arial Narrow" w:cs="Arial"/>
                 <w:sz w:val="24"/>
                 <w:szCs w:val="24"/>
                 <w:lang w:val="sv-SE"/>
@@ -2569,7 +2523,7 @@
             <w:pPr>
               <w:jc w:val="both"/>
               <w:rPr>
-                <w:rFonts w:ascii="Arial" w:eastAsia="Times New Roman" w:hAnsi="Arial" w:cs="Arial"/>
+                <w:rFonts w:ascii="Arial Narrow" w:eastAsia="Times New Roman" w:hAnsi="Arial Narrow" w:cs="Arial"/>
                 <w:sz w:val="24"/>
                 <w:szCs w:val="24"/>
                 <w:shd w:val="clear" w:color="auto" w:fill="FFFFFF"/>
@@ -2586,7 +2540,7 @@
             <w:pPr>
               <w:jc w:val="both"/>
               <w:rPr>
-                <w:rFonts w:ascii="Arial" w:eastAsia="Times New Roman" w:hAnsi="Arial" w:cs="Arial"/>
+                <w:rFonts w:ascii="Arial Narrow" w:eastAsia="Times New Roman" w:hAnsi="Arial Narrow" w:cs="Arial"/>
                 <w:sz w:val="24"/>
                 <w:szCs w:val="24"/>
                 <w:shd w:val="clear" w:color="auto" w:fill="FFFFFF"/>
@@ -2596,7 +2550,7 @@
             <w:proofErr w:type="spellStart"/>
             <w:r>
               <w:rPr>
-                <w:rFonts w:ascii="Arial" w:eastAsia="Times New Roman" w:hAnsi="Arial" w:cs="Arial"/>
+                <w:rFonts w:ascii="Arial Narrow" w:eastAsia="Times New Roman" w:hAnsi="Arial Narrow" w:cs="Arial"/>
                 <w:sz w:val="24"/>
                 <w:szCs w:val="24"/>
                 <w:shd w:val="clear" w:color="auto" w:fill="FFFFFF"/>
@@ -2607,7 +2561,7 @@
             <w:proofErr w:type="spellEnd"/>
             <w:r>
               <w:rPr>
-                <w:rFonts w:ascii="Arial" w:eastAsia="Times New Roman" w:hAnsi="Arial" w:cs="Arial"/>
+                <w:rFonts w:ascii="Arial Narrow" w:eastAsia="Times New Roman" w:hAnsi="Arial Narrow" w:cs="Arial"/>
                 <w:sz w:val="24"/>
                 <w:szCs w:val="24"/>
                 <w:shd w:val="clear" w:color="auto" w:fill="FFFFFF"/>
@@ -2626,7 +2580,7 @@
               <w:spacing w:line="276" w:lineRule="auto"/>
               <w:jc w:val="both"/>
               <w:rPr>
-                <w:rFonts w:ascii="Arial" w:hAnsi="Arial" w:cs="Arial"/>
+                <w:rFonts w:ascii="Arial Narrow" w:hAnsi="Arial Narrow" w:cs="Arial"/>
                 <w:sz w:val="24"/>
                 <w:szCs w:val="24"/>
                 <w:lang w:val="sv-SE"/>
@@ -2634,66 +2588,12 @@
             </w:pPr>
             <w:r>
               <w:rPr>
-                <w:rFonts w:ascii="Arial" w:hAnsi="Arial" w:cs="Arial"/>
+                <w:rFonts w:ascii="Arial Narrow" w:hAnsi="Arial Narrow" w:cs="Arial"/>
                 <w:sz w:val="24"/>
                 <w:szCs w:val="24"/>
                 <w:lang w:val="sv-SE"/>
               </w:rPr>
-              <w:t xml:space="preserve">Surat Ketetapan tentang Penghentian Penyidikan Nomor: </w:t>
-            </w:r>
-            <w:r>
-              <w:rPr>
-                <w:rFonts w:ascii="Arial" w:hAnsi="Arial" w:cs="Arial"/>
-                <w:sz w:val="24"/>
-                <w:szCs w:val="24"/>
-                <w:lang w:val="sv-SE"/>
-              </w:rPr>
-              <w:t>${StapPenghentianPenyidikanNumber}</w:t>
-            </w:r>
-            <w:r>
-              <w:rPr>
-                <w:rFonts w:ascii="Arial" w:hAnsi="Arial" w:cs="Arial"/>
-                <w:sz w:val="24"/>
-                <w:szCs w:val="24"/>
-                <w:lang w:val="sv-SE"/>
-              </w:rPr>
-              <w:t xml:space="preserve"> tanggal</w:t>
-            </w:r>
-            <w:r>
-              <w:rPr>
-                <w:rFonts w:ascii="Arial" w:hAnsi="Arial" w:cs="Arial"/>
-                <w:sz w:val="24"/>
-                <w:szCs w:val="24"/>
-                <w:lang w:val="sv-SE"/>
-              </w:rPr>
-              <w:t xml:space="preserve">: ${ </w:t>
-            </w:r>
-            <w:r>
-              <w:rPr>
-                <w:rFonts w:ascii="Arial" w:hAnsi="Arial" w:cs="Arial"/>
-                <w:sz w:val="24"/>
-                <w:szCs w:val="24"/>
-                <w:lang w:val="sv-SE"/>
-              </w:rPr>
-              <w:t>StapPenghentianPenyidikanNumber</w:t>
-            </w:r>
-            <w:r>
-              <w:rPr>
-                <w:rFonts w:ascii="Arial" w:hAnsi="Arial" w:cs="Arial"/>
-                <w:sz w:val="24"/>
-                <w:szCs w:val="24"/>
-                <w:lang w:val="sv-SE"/>
-              </w:rPr>
-              <w:t xml:space="preserve"> }</w:t>
-            </w:r>
-            <w:r>
-              <w:rPr>
-                <w:rFonts w:ascii="Arial" w:hAnsi="Arial" w:cs="Arial"/>
-                <w:sz w:val="24"/>
-                <w:szCs w:val="24"/>
-                <w:lang w:val="sv-SE"/>
-              </w:rPr>
-              <w:t>;</w:t>
+              <w:t>Surat Ketetapan tentang Penghentian Penyidikan Nomor: ${StapPenghentianPenyidikanNumber} tanggal: ${ StapPenghentianPenyidikanNumber };</w:t>
             </w:r>
           </w:p>
         </w:tc>
@@ -2707,7 +2607,7 @@
             <w:pPr>
               <w:jc w:val="both"/>
               <w:rPr>
-                <w:rFonts w:ascii="Arial" w:eastAsia="Times New Roman" w:hAnsi="Arial" w:cs="Arial"/>
+                <w:rFonts w:ascii="Arial Narrow" w:eastAsia="Times New Roman" w:hAnsi="Arial Narrow" w:cs="Arial"/>
                 <w:sz w:val="24"/>
                 <w:szCs w:val="24"/>
                 <w:shd w:val="clear" w:color="auto" w:fill="FFFFFF"/>
@@ -2724,32 +2624,22 @@
             <w:pPr>
               <w:jc w:val="both"/>
               <w:rPr>
-                <w:rFonts w:ascii="Arial" w:eastAsia="Times New Roman" w:hAnsi="Arial" w:cs="Arial"/>
-                <w:sz w:val="24"/>
-                <w:szCs w:val="24"/>
-                <w:shd w:val="clear" w:color="auto" w:fill="FFFFFF"/>
-                <w:lang w:eastAsia="en-ID"/>
-              </w:rPr>
-            </w:pPr>
-            <w:r>
-              <w:rPr>
-                <w:rFonts w:ascii="Arial" w:eastAsia="Times New Roman" w:hAnsi="Arial" w:cs="Arial"/>
-                <w:sz w:val="24"/>
-                <w:szCs w:val="24"/>
-                <w:shd w:val="clear" w:color="auto" w:fill="FFFFFF"/>
-                <w:lang w:eastAsia="en-ID"/>
-              </w:rPr>
-              <w:t>j</w:t>
-            </w:r>
-            <w:r>
-              <w:rPr>
-                <w:rFonts w:ascii="Arial" w:eastAsia="Times New Roman" w:hAnsi="Arial" w:cs="Arial"/>
-                <w:sz w:val="24"/>
-                <w:szCs w:val="24"/>
-                <w:shd w:val="clear" w:color="auto" w:fill="FFFFFF"/>
-                <w:lang w:eastAsia="en-ID"/>
-              </w:rPr>
-              <w:t>.</w:t>
+                <w:rFonts w:ascii="Arial Narrow" w:eastAsia="Times New Roman" w:hAnsi="Arial Narrow" w:cs="Arial"/>
+                <w:sz w:val="24"/>
+                <w:szCs w:val="24"/>
+                <w:shd w:val="clear" w:color="auto" w:fill="FFFFFF"/>
+                <w:lang w:eastAsia="en-ID"/>
+              </w:rPr>
+            </w:pPr>
+            <w:r>
+              <w:rPr>
+                <w:rFonts w:ascii="Arial Narrow" w:eastAsia="Times New Roman" w:hAnsi="Arial Narrow" w:cs="Arial"/>
+                <w:sz w:val="24"/>
+                <w:szCs w:val="24"/>
+                <w:shd w:val="clear" w:color="auto" w:fill="FFFFFF"/>
+                <w:lang w:eastAsia="en-ID"/>
+              </w:rPr>
+              <w:t>j.</w:t>
             </w:r>
           </w:p>
         </w:tc>
@@ -2762,14 +2652,14 @@
               <w:spacing w:line="276" w:lineRule="auto"/>
               <w:jc w:val="both"/>
               <w:rPr>
-                <w:rFonts w:ascii="Arial" w:hAnsi="Arial" w:cs="Arial"/>
-                <w:sz w:val="24"/>
-                <w:szCs w:val="24"/>
-              </w:rPr>
-            </w:pPr>
-            <w:r>
-              <w:rPr>
-                <w:rFonts w:ascii="Arial" w:hAnsi="Arial" w:cs="Arial"/>
+                <w:rFonts w:ascii="Arial Narrow" w:hAnsi="Arial Narrow" w:cs="Arial"/>
+                <w:sz w:val="24"/>
+                <w:szCs w:val="24"/>
+              </w:rPr>
+            </w:pPr>
+            <w:r>
+              <w:rPr>
+                <w:rFonts w:ascii="Arial Narrow" w:hAnsi="Arial Narrow" w:cs="Arial"/>
                 <w:sz w:val="24"/>
                 <w:szCs w:val="24"/>
                 <w:lang w:val="sv-SE"/>
@@ -2778,7 +2668,7 @@
             </w:r>
             <w:r>
               <w:rPr>
-                <w:rFonts w:ascii="Arial" w:hAnsi="Arial" w:cs="Arial"/>
+                <w:rFonts w:ascii="Arial Narrow" w:hAnsi="Arial Narrow" w:cs="Arial"/>
                 <w:sz w:val="24"/>
                 <w:szCs w:val="24"/>
                 <w:lang w:val="sv-SE"/>
@@ -2787,7 +2677,7 @@
             </w:r>
             <w:r>
               <w:rPr>
-                <w:rFonts w:ascii="Arial" w:hAnsi="Arial" w:cs="Arial"/>
+                <w:rFonts w:ascii="Arial Narrow" w:hAnsi="Arial Narrow" w:cs="Arial"/>
                 <w:sz w:val="24"/>
                 <w:szCs w:val="24"/>
                 <w:lang w:val="sv-SE"/>
@@ -2796,7 +2686,7 @@
             </w:r>
             <w:r>
               <w:rPr>
-                <w:rFonts w:ascii="Arial" w:hAnsi="Arial" w:cs="Arial"/>
+                <w:rFonts w:ascii="Arial Narrow" w:hAnsi="Arial Narrow" w:cs="Arial"/>
                 <w:sz w:val="24"/>
                 <w:szCs w:val="24"/>
                 <w:lang w:val="sv-SE"/>
@@ -2805,7 +2695,7 @@
             </w:r>
             <w:r>
               <w:rPr>
-                <w:rFonts w:ascii="Arial" w:hAnsi="Arial" w:cs="Arial"/>
+                <w:rFonts w:ascii="Arial Narrow" w:hAnsi="Arial Narrow" w:cs="Arial"/>
                 <w:sz w:val="24"/>
                 <w:szCs w:val="24"/>
                 <w:lang w:val="sv-SE"/>
@@ -2814,30 +2704,12 @@
             </w:r>
             <w:r>
               <w:rPr>
-                <w:rFonts w:ascii="Arial" w:hAnsi="Arial" w:cs="Arial"/>
+                <w:rFonts w:ascii="Arial Narrow" w:hAnsi="Arial Narrow" w:cs="Arial"/>
                 <w:sz w:val="24"/>
                 <w:szCs w:val="24"/>
                 <w:lang w:val="sv-SE"/>
               </w:rPr>
-              <w:t>: ${</w:t>
-            </w:r>
-            <w:r>
-              <w:rPr>
-                <w:rFonts w:ascii="Arial" w:hAnsi="Arial" w:cs="Arial"/>
-                <w:sz w:val="24"/>
-                <w:szCs w:val="24"/>
-                <w:lang w:val="sv-SE"/>
-              </w:rPr>
-              <w:t>PutusanPengadilan</w:t>
-            </w:r>
-            <w:r>
-              <w:rPr>
-                <w:rFonts w:ascii="Arial" w:hAnsi="Arial" w:cs="Arial"/>
-                <w:sz w:val="24"/>
-                <w:szCs w:val="24"/>
-                <w:lang w:val="sv-SE"/>
-              </w:rPr>
-              <w:t>Date}</w:t>
+              <w:t>: ${PutusanPengadilanDate}</w:t>
             </w:r>
           </w:p>
         </w:tc>
@@ -2851,7 +2723,7 @@
             <w:pPr>
               <w:jc w:val="both"/>
               <w:rPr>
-                <w:rFonts w:ascii="Arial" w:eastAsia="Times New Roman" w:hAnsi="Arial" w:cs="Arial"/>
+                <w:rFonts w:ascii="Arial Narrow" w:eastAsia="Times New Roman" w:hAnsi="Arial Narrow" w:cs="Arial"/>
                 <w:sz w:val="24"/>
                 <w:szCs w:val="24"/>
                 <w:shd w:val="clear" w:color="auto" w:fill="FFFFFF"/>
@@ -2868,32 +2740,22 @@
             <w:pPr>
               <w:jc w:val="both"/>
               <w:rPr>
-                <w:rFonts w:ascii="Arial" w:eastAsia="Times New Roman" w:hAnsi="Arial" w:cs="Arial"/>
-                <w:sz w:val="24"/>
-                <w:szCs w:val="24"/>
-                <w:shd w:val="clear" w:color="auto" w:fill="FFFFFF"/>
-                <w:lang w:eastAsia="en-ID"/>
-              </w:rPr>
-            </w:pPr>
-            <w:r>
-              <w:rPr>
-                <w:rFonts w:ascii="Arial" w:eastAsia="Times New Roman" w:hAnsi="Arial" w:cs="Arial"/>
-                <w:sz w:val="24"/>
-                <w:szCs w:val="24"/>
-                <w:shd w:val="clear" w:color="auto" w:fill="FFFFFF"/>
-                <w:lang w:eastAsia="en-ID"/>
-              </w:rPr>
-              <w:t>k</w:t>
-            </w:r>
-            <w:r>
-              <w:rPr>
-                <w:rFonts w:ascii="Arial" w:eastAsia="Times New Roman" w:hAnsi="Arial" w:cs="Arial"/>
-                <w:sz w:val="24"/>
-                <w:szCs w:val="24"/>
-                <w:shd w:val="clear" w:color="auto" w:fill="FFFFFF"/>
-                <w:lang w:eastAsia="en-ID"/>
-              </w:rPr>
-              <w:t>.</w:t>
+                <w:rFonts w:ascii="Arial Narrow" w:eastAsia="Times New Roman" w:hAnsi="Arial Narrow" w:cs="Arial"/>
+                <w:sz w:val="24"/>
+                <w:szCs w:val="24"/>
+                <w:shd w:val="clear" w:color="auto" w:fill="FFFFFF"/>
+                <w:lang w:eastAsia="en-ID"/>
+              </w:rPr>
+            </w:pPr>
+            <w:r>
+              <w:rPr>
+                <w:rFonts w:ascii="Arial Narrow" w:eastAsia="Times New Roman" w:hAnsi="Arial Narrow" w:cs="Arial"/>
+                <w:sz w:val="24"/>
+                <w:szCs w:val="24"/>
+                <w:shd w:val="clear" w:color="auto" w:fill="FFFFFF"/>
+                <w:lang w:eastAsia="en-ID"/>
+              </w:rPr>
+              <w:t>k.</w:t>
             </w:r>
           </w:p>
         </w:tc>
@@ -2906,7 +2768,7 @@
               <w:spacing w:line="276" w:lineRule="auto"/>
               <w:jc w:val="both"/>
               <w:rPr>
-                <w:rFonts w:ascii="Arial" w:hAnsi="Arial" w:cs="Arial"/>
+                <w:rFonts w:ascii="Arial Narrow" w:hAnsi="Arial Narrow" w:cs="Arial"/>
                 <w:sz w:val="24"/>
                 <w:szCs w:val="24"/>
                 <w:lang w:val="sv-SE"/>
@@ -2914,30 +2776,12 @@
             </w:pPr>
             <w:r>
               <w:rPr>
-                <w:rFonts w:ascii="Arial" w:hAnsi="Arial" w:cs="Arial"/>
+                <w:rFonts w:ascii="Arial Narrow" w:hAnsi="Arial Narrow" w:cs="Arial"/>
                 <w:sz w:val="24"/>
                 <w:szCs w:val="24"/>
                 <w:lang w:val="sv-SE"/>
               </w:rPr>
-              <w:t>Surat Perpanjangan Penahanan dari Kejaksaan ${nama_kejaksaan} Nomor: ${kejaksaanExtensionNumber}</w:t>
-            </w:r>
-            <w:r>
-              <w:rPr>
-                <w:rFonts w:ascii="Arial" w:hAnsi="Arial" w:cs="Arial"/>
-                <w:sz w:val="24"/>
-                <w:szCs w:val="24"/>
-                <w:lang w:val="sv-SE"/>
-              </w:rPr>
-              <w:t xml:space="preserve"> </w:t>
-            </w:r>
-            <w:r>
-              <w:rPr>
-                <w:rFonts w:ascii="Arial" w:hAnsi="Arial" w:cs="Arial"/>
-                <w:sz w:val="24"/>
-                <w:szCs w:val="24"/>
-                <w:lang w:val="sv-SE"/>
-              </w:rPr>
-              <w:t>tanggal ${kejaksaanExtensionDate} atas nama ${kejaksaanExtensionSuspectName};</w:t>
+              <w:t>Surat Perpanjangan Penahanan dari Kejaksaan ${nama_kejaksaan} Nomor: ${kejaksaanExtensionNumber} tanggal ${kejaksaanExtensionDate} atas nama ${kejaksaanExtensionSuspectName};</w:t>
             </w:r>
           </w:p>
         </w:tc>
@@ -2951,7 +2795,7 @@
             <w:pPr>
               <w:jc w:val="both"/>
               <w:rPr>
-                <w:rFonts w:ascii="Arial" w:eastAsia="Times New Roman" w:hAnsi="Arial" w:cs="Arial"/>
+                <w:rFonts w:ascii="Arial Narrow" w:eastAsia="Times New Roman" w:hAnsi="Arial Narrow" w:cs="Arial"/>
                 <w:sz w:val="24"/>
                 <w:szCs w:val="24"/>
                 <w:shd w:val="clear" w:color="auto" w:fill="FFFFFF"/>
@@ -2968,16 +2812,16 @@
             <w:pPr>
               <w:jc w:val="both"/>
               <w:rPr>
-                <w:rFonts w:ascii="Arial" w:eastAsia="Times New Roman" w:hAnsi="Arial" w:cs="Arial"/>
-                <w:sz w:val="24"/>
-                <w:szCs w:val="24"/>
-                <w:shd w:val="clear" w:color="auto" w:fill="FFFFFF"/>
-                <w:lang w:eastAsia="en-ID"/>
-              </w:rPr>
-            </w:pPr>
-            <w:r>
-              <w:rPr>
-                <w:rFonts w:ascii="Arial" w:eastAsia="Times New Roman" w:hAnsi="Arial" w:cs="Arial"/>
+                <w:rFonts w:ascii="Arial Narrow" w:eastAsia="Times New Roman" w:hAnsi="Arial Narrow" w:cs="Arial"/>
+                <w:sz w:val="24"/>
+                <w:szCs w:val="24"/>
+                <w:shd w:val="clear" w:color="auto" w:fill="FFFFFF"/>
+                <w:lang w:eastAsia="en-ID"/>
+              </w:rPr>
+            </w:pPr>
+            <w:r>
+              <w:rPr>
+                <w:rFonts w:ascii="Arial Narrow" w:eastAsia="Times New Roman" w:hAnsi="Arial Narrow" w:cs="Arial"/>
                 <w:sz w:val="24"/>
                 <w:szCs w:val="24"/>
                 <w:shd w:val="clear" w:color="auto" w:fill="FFFFFF"/>
@@ -2996,7 +2840,7 @@
               <w:spacing w:line="276" w:lineRule="auto"/>
               <w:jc w:val="both"/>
               <w:rPr>
-                <w:rFonts w:ascii="Arial" w:hAnsi="Arial" w:cs="Arial"/>
+                <w:rFonts w:ascii="Arial Narrow" w:hAnsi="Arial Narrow" w:cs="Arial"/>
                 <w:sz w:val="24"/>
                 <w:szCs w:val="24"/>
                 <w:lang w:val="sv-SE"/>
@@ -3004,7 +2848,7 @@
             </w:pPr>
             <w:r>
               <w:rPr>
-                <w:rFonts w:ascii="Arial" w:hAnsi="Arial" w:cs="Arial"/>
+                <w:rFonts w:ascii="Arial Narrow" w:hAnsi="Arial Narrow" w:cs="Arial"/>
                 <w:sz w:val="24"/>
                 <w:szCs w:val="24"/>
                 <w:lang w:val="sv-SE"/>
@@ -3023,7 +2867,7 @@
             <w:pPr>
               <w:jc w:val="both"/>
               <w:rPr>
-                <w:rFonts w:ascii="Arial" w:eastAsia="Times New Roman" w:hAnsi="Arial" w:cs="Arial"/>
+                <w:rFonts w:ascii="Arial Narrow" w:eastAsia="Times New Roman" w:hAnsi="Arial Narrow" w:cs="Arial"/>
                 <w:sz w:val="24"/>
                 <w:szCs w:val="24"/>
                 <w:shd w:val="clear" w:color="auto" w:fill="FFFFFF"/>
@@ -3040,16 +2884,16 @@
             <w:pPr>
               <w:jc w:val="both"/>
               <w:rPr>
-                <w:rFonts w:ascii="Arial" w:eastAsia="Times New Roman" w:hAnsi="Arial" w:cs="Arial"/>
-                <w:sz w:val="24"/>
-                <w:szCs w:val="24"/>
-                <w:shd w:val="clear" w:color="auto" w:fill="FFFFFF"/>
-                <w:lang w:eastAsia="en-ID"/>
-              </w:rPr>
-            </w:pPr>
-            <w:r>
-              <w:rPr>
-                <w:rFonts w:ascii="Arial" w:eastAsia="Times New Roman" w:hAnsi="Arial" w:cs="Arial"/>
+                <w:rFonts w:ascii="Arial Narrow" w:eastAsia="Times New Roman" w:hAnsi="Arial Narrow" w:cs="Arial"/>
+                <w:sz w:val="24"/>
+                <w:szCs w:val="24"/>
+                <w:shd w:val="clear" w:color="auto" w:fill="FFFFFF"/>
+                <w:lang w:eastAsia="en-ID"/>
+              </w:rPr>
+            </w:pPr>
+            <w:r>
+              <w:rPr>
+                <w:rFonts w:ascii="Arial Narrow" w:eastAsia="Times New Roman" w:hAnsi="Arial Narrow" w:cs="Arial"/>
                 <w:sz w:val="24"/>
                 <w:szCs w:val="24"/>
                 <w:shd w:val="clear" w:color="auto" w:fill="FFFFFF"/>
@@ -3068,14 +2912,14 @@
               <w:spacing w:line="276" w:lineRule="auto"/>
               <w:jc w:val="both"/>
               <w:rPr>
-                <w:rFonts w:ascii="Arial" w:hAnsi="Arial" w:cs="Arial"/>
-                <w:sz w:val="24"/>
-                <w:szCs w:val="24"/>
-              </w:rPr>
-            </w:pPr>
-            <w:r>
-              <w:rPr>
-                <w:rFonts w:ascii="Arial" w:hAnsi="Arial" w:cs="Arial"/>
+                <w:rFonts w:ascii="Arial Narrow" w:hAnsi="Arial Narrow" w:cs="Arial"/>
+                <w:sz w:val="24"/>
+                <w:szCs w:val="24"/>
+              </w:rPr>
+            </w:pPr>
+            <w:r>
+              <w:rPr>
+                <w:rFonts w:ascii="Arial Narrow" w:hAnsi="Arial Narrow" w:cs="Arial"/>
                 <w:sz w:val="24"/>
                 <w:szCs w:val="24"/>
               </w:rPr>
@@ -3084,7 +2928,7 @@
             <w:proofErr w:type="spellStart"/>
             <w:r>
               <w:rPr>
-                <w:rFonts w:ascii="Arial" w:hAnsi="Arial" w:cs="Arial"/>
+                <w:rFonts w:ascii="Arial Narrow" w:hAnsi="Arial Narrow" w:cs="Arial"/>
                 <w:sz w:val="24"/>
                 <w:szCs w:val="24"/>
               </w:rPr>
@@ -3093,7 +2937,7 @@
             <w:proofErr w:type="spellEnd"/>
             <w:r>
               <w:rPr>
-                <w:rFonts w:ascii="Arial" w:hAnsi="Arial" w:cs="Arial"/>
+                <w:rFonts w:ascii="Arial Narrow" w:hAnsi="Arial Narrow" w:cs="Arial"/>
                 <w:sz w:val="24"/>
                 <w:szCs w:val="24"/>
               </w:rPr>
@@ -3102,7 +2946,7 @@
             <w:proofErr w:type="spellStart"/>
             <w:r>
               <w:rPr>
-                <w:rFonts w:ascii="Arial" w:hAnsi="Arial" w:cs="Arial"/>
+                <w:rFonts w:ascii="Arial Narrow" w:hAnsi="Arial Narrow" w:cs="Arial"/>
                 <w:sz w:val="24"/>
                 <w:szCs w:val="24"/>
               </w:rPr>
@@ -3111,7 +2955,7 @@
             <w:proofErr w:type="spellEnd"/>
             <w:r>
               <w:rPr>
-                <w:rFonts w:ascii="Arial" w:hAnsi="Arial" w:cs="Arial"/>
+                <w:rFonts w:ascii="Arial Narrow" w:hAnsi="Arial Narrow" w:cs="Arial"/>
                 <w:sz w:val="24"/>
                 <w:szCs w:val="24"/>
               </w:rPr>
@@ -3120,7 +2964,7 @@
             <w:proofErr w:type="spellStart"/>
             <w:r>
               <w:rPr>
-                <w:rFonts w:ascii="Arial" w:hAnsi="Arial" w:cs="Arial"/>
+                <w:rFonts w:ascii="Arial Narrow" w:hAnsi="Arial Narrow" w:cs="Arial"/>
                 <w:sz w:val="24"/>
                 <w:szCs w:val="24"/>
               </w:rPr>
@@ -3129,7 +2973,7 @@
             <w:proofErr w:type="spellEnd"/>
             <w:r>
               <w:rPr>
-                <w:rFonts w:ascii="Arial" w:hAnsi="Arial" w:cs="Arial"/>
+                <w:rFonts w:ascii="Arial Narrow" w:hAnsi="Arial Narrow" w:cs="Arial"/>
                 <w:sz w:val="24"/>
                 <w:szCs w:val="24"/>
               </w:rPr>
@@ -3138,7 +2982,7 @@
             <w:proofErr w:type="spellStart"/>
             <w:r>
               <w:rPr>
-                <w:rFonts w:ascii="Arial" w:hAnsi="Arial" w:cs="Arial"/>
+                <w:rFonts w:ascii="Arial Narrow" w:hAnsi="Arial Narrow" w:cs="Arial"/>
                 <w:sz w:val="24"/>
                 <w:szCs w:val="24"/>
               </w:rPr>
@@ -3147,95 +2991,71 @@
             <w:proofErr w:type="spellEnd"/>
             <w:r>
               <w:rPr>
-                <w:rFonts w:ascii="Arial" w:hAnsi="Arial" w:cs="Arial"/>
+                <w:rFonts w:ascii="Arial Narrow" w:hAnsi="Arial Narrow" w:cs="Arial"/>
+                <w:sz w:val="24"/>
+                <w:szCs w:val="24"/>
+              </w:rPr>
+              <w:t>: ${</w:t>
+            </w:r>
+            <w:proofErr w:type="spellStart"/>
+            <w:r>
+              <w:rPr>
+                <w:rFonts w:ascii="Arial Narrow" w:hAnsi="Arial Narrow" w:cs="Arial"/>
+                <w:sz w:val="24"/>
+                <w:szCs w:val="24"/>
+              </w:rPr>
+              <w:t>SprinHentiSidikNumber</w:t>
+            </w:r>
+            <w:proofErr w:type="spellEnd"/>
+            <w:r>
+              <w:rPr>
+                <w:rFonts w:ascii="Arial Narrow" w:hAnsi="Arial Narrow" w:cs="Arial"/>
+                <w:sz w:val="24"/>
+                <w:szCs w:val="24"/>
+              </w:rPr>
+              <w:t xml:space="preserve">} </w:t>
+            </w:r>
+            <w:proofErr w:type="spellStart"/>
+            <w:r>
+              <w:rPr>
+                <w:rFonts w:ascii="Arial Narrow" w:hAnsi="Arial Narrow" w:cs="Arial"/>
+                <w:sz w:val="24"/>
+                <w:szCs w:val="24"/>
+              </w:rPr>
+              <w:t>tanggal</w:t>
+            </w:r>
+            <w:proofErr w:type="spellEnd"/>
+            <w:r>
+              <w:rPr>
+                <w:rFonts w:ascii="Arial Narrow" w:hAnsi="Arial Narrow" w:cs="Arial"/>
                 <w:sz w:val="24"/>
                 <w:szCs w:val="24"/>
               </w:rPr>
               <w:t xml:space="preserve">: </w:t>
             </w:r>
-            <w:r>
-              <w:rPr>
-                <w:rFonts w:ascii="Arial" w:hAnsi="Arial" w:cs="Arial"/>
-                <w:sz w:val="24"/>
-                <w:szCs w:val="24"/>
-              </w:rPr>
-              <w:t>${</w:t>
+            <w:proofErr w:type="gramStart"/>
+            <w:r>
+              <w:rPr>
+                <w:rFonts w:ascii="Arial Narrow" w:hAnsi="Arial Narrow" w:cs="Arial"/>
+                <w:sz w:val="24"/>
+                <w:szCs w:val="24"/>
+              </w:rPr>
+              <w:t xml:space="preserve">${ </w:t>
             </w:r>
             <w:proofErr w:type="spellStart"/>
             <w:r>
               <w:rPr>
-                <w:rFonts w:ascii="Arial" w:hAnsi="Arial" w:cs="Arial"/>
-                <w:sz w:val="24"/>
-                <w:szCs w:val="24"/>
-              </w:rPr>
-              <w:t>SprinHentiSidikNumber</w:t>
-            </w:r>
-            <w:proofErr w:type="spellEnd"/>
-            <w:r>
-              <w:rPr>
-                <w:rFonts w:ascii="Arial" w:hAnsi="Arial" w:cs="Arial"/>
-                <w:sz w:val="24"/>
-                <w:szCs w:val="24"/>
-              </w:rPr>
-              <w:t>}</w:t>
-            </w:r>
-            <w:r>
-              <w:rPr>
-                <w:rFonts w:ascii="Arial" w:hAnsi="Arial" w:cs="Arial"/>
-                <w:sz w:val="24"/>
-                <w:szCs w:val="24"/>
-              </w:rPr>
-              <w:t xml:space="preserve"> </w:t>
-            </w:r>
-            <w:proofErr w:type="spellStart"/>
-            <w:r>
-              <w:rPr>
-                <w:rFonts w:ascii="Arial" w:hAnsi="Arial" w:cs="Arial"/>
-                <w:sz w:val="24"/>
-                <w:szCs w:val="24"/>
-              </w:rPr>
-              <w:t>tanggal</w:t>
-            </w:r>
-            <w:proofErr w:type="spellEnd"/>
-            <w:r>
-              <w:rPr>
-                <w:rFonts w:ascii="Arial" w:hAnsi="Arial" w:cs="Arial"/>
-                <w:sz w:val="24"/>
-                <w:szCs w:val="24"/>
-              </w:rPr>
-              <w:t xml:space="preserve">: </w:t>
-            </w:r>
-            <w:proofErr w:type="gramStart"/>
-            <w:r>
-              <w:rPr>
-                <w:rFonts w:ascii="Arial" w:hAnsi="Arial" w:cs="Arial"/>
-                <w:sz w:val="24"/>
-                <w:szCs w:val="24"/>
-              </w:rPr>
-              <w:t xml:space="preserve">${ </w:t>
-            </w:r>
-            <w:proofErr w:type="spellStart"/>
-            <w:r>
-              <w:rPr>
-                <w:rFonts w:ascii="Arial" w:hAnsi="Arial" w:cs="Arial"/>
-                <w:sz w:val="24"/>
-                <w:szCs w:val="24"/>
-              </w:rPr>
-              <w:t>SprinHentiSidik</w:t>
-            </w:r>
-            <w:r>
-              <w:rPr>
-                <w:rFonts w:ascii="Arial" w:hAnsi="Arial" w:cs="Arial"/>
-                <w:sz w:val="24"/>
-                <w:szCs w:val="24"/>
-              </w:rPr>
-              <w:t>Date</w:t>
+                <w:rFonts w:ascii="Arial Narrow" w:hAnsi="Arial Narrow" w:cs="Arial"/>
+                <w:sz w:val="24"/>
+                <w:szCs w:val="24"/>
+              </w:rPr>
+              <w:t>SprinHentiSidikDate</w:t>
             </w:r>
             <w:proofErr w:type="spellEnd"/>
             <w:proofErr w:type="gramEnd"/>
             <w:r>
               <w:rPr>
-                <w:rFonts w:ascii="Arial" w:hAnsi="Arial" w:cs="Arial"/>
+                <w:rFonts w:ascii="Arial Narrow" w:hAnsi="Arial Narrow" w:cs="Arial"/>
                 <w:sz w:val="24"/>
                 <w:szCs w:val="24"/>
               </w:rPr>
@@ -3254,7 +3074,7 @@
             <w:pPr>
               <w:jc w:val="both"/>
               <w:rPr>
-                <w:rFonts w:ascii="Arial" w:eastAsia="Times New Roman" w:hAnsi="Arial" w:cs="Arial"/>
+                <w:rFonts w:ascii="Arial Narrow" w:eastAsia="Times New Roman" w:hAnsi="Arial Narrow" w:cs="Arial"/>
                 <w:sz w:val="24"/>
                 <w:szCs w:val="24"/>
                 <w:shd w:val="clear" w:color="auto" w:fill="FFFFFF"/>
@@ -3276,16 +3096,16 @@
             <w:pPr>
               <w:jc w:val="both"/>
               <w:rPr>
-                <w:rFonts w:ascii="Arial" w:eastAsia="Times New Roman" w:hAnsi="Arial" w:cs="Arial"/>
-                <w:sz w:val="24"/>
-                <w:szCs w:val="24"/>
-                <w:shd w:val="clear" w:color="auto" w:fill="FFFFFF"/>
-                <w:lang w:eastAsia="en-ID"/>
-              </w:rPr>
-            </w:pPr>
-            <w:r>
-              <w:rPr>
-                <w:rFonts w:ascii="Arial" w:eastAsia="Times New Roman" w:hAnsi="Arial" w:cs="Arial"/>
+                <w:rFonts w:ascii="Arial Narrow" w:eastAsia="Times New Roman" w:hAnsi="Arial Narrow" w:cs="Arial"/>
+                <w:sz w:val="24"/>
+                <w:szCs w:val="24"/>
+                <w:shd w:val="clear" w:color="auto" w:fill="FFFFFF"/>
+                <w:lang w:eastAsia="en-ID"/>
+              </w:rPr>
+            </w:pPr>
+            <w:r>
+              <w:rPr>
+                <w:rFonts w:ascii="Arial Narrow" w:eastAsia="Times New Roman" w:hAnsi="Arial Narrow" w:cs="Arial"/>
                 <w:sz w:val="24"/>
                 <w:szCs w:val="24"/>
                 <w:shd w:val="clear" w:color="auto" w:fill="FFFFFF"/>
@@ -3304,7 +3124,7 @@
             <w:pPr>
               <w:jc w:val="both"/>
               <w:rPr>
-                <w:rFonts w:ascii="Arial" w:hAnsi="Arial" w:cs="Arial"/>
+                <w:rFonts w:ascii="Arial Narrow" w:hAnsi="Arial Narrow" w:cs="Arial"/>
                 <w:sz w:val="24"/>
                 <w:szCs w:val="24"/>
                 <w:lang w:val="sv-SE"/>
@@ -3312,7 +3132,7 @@
             </w:pPr>
             <w:r>
               <w:rPr>
-                <w:rFonts w:ascii="Arial" w:hAnsi="Arial" w:cs="Arial"/>
+                <w:rFonts w:ascii="Arial Narrow" w:hAnsi="Arial Narrow" w:cs="Arial"/>
                 <w:sz w:val="24"/>
                 <w:szCs w:val="24"/>
                 <w:lang w:val="sv-SE"/>
@@ -3321,7 +3141,7 @@
             </w:r>
             <w:r>
               <w:rPr>
-                <w:rFonts w:ascii="Arial" w:hAnsi="Arial" w:cs="Arial"/>
+                <w:rFonts w:ascii="Arial Narrow" w:hAnsi="Arial Narrow" w:cs="Arial"/>
                 <w:sz w:val="24"/>
                 <w:szCs w:val="24"/>
                 <w:lang w:val="sv-SE"/>
@@ -3330,7 +3150,7 @@
             </w:r>
             <w:r>
               <w:rPr>
-                <w:rFonts w:ascii="Arial" w:hAnsi="Arial" w:cs="Arial"/>
+                <w:rFonts w:ascii="Arial Narrow" w:hAnsi="Arial Narrow" w:cs="Arial"/>
                 <w:sz w:val="24"/>
                 <w:szCs w:val="24"/>
                 <w:lang w:val="sv-SE"/>
@@ -3339,21 +3159,12 @@
             </w:r>
             <w:r>
               <w:rPr>
-                <w:rFonts w:ascii="Arial" w:hAnsi="Arial" w:cs="Arial"/>
+                <w:rFonts w:ascii="Arial Narrow" w:hAnsi="Arial Narrow" w:cs="Arial"/>
                 <w:sz w:val="24"/>
                 <w:szCs w:val="24"/>
                 <w:lang w:val="sv-SE"/>
               </w:rPr>
-              <w:t xml:space="preserve"> dengan ${terlapor/tersangka} atas nama ${terlapor/tersangkaName} dihentikan dengan alasan ${alasan} </w:t>
-            </w:r>
-            <w:r>
-              <w:rPr>
-                <w:rFonts w:ascii="Arial" w:hAnsi="Arial" w:cs="Arial"/>
-                <w:sz w:val="24"/>
-                <w:szCs w:val="24"/>
-                <w:lang w:val="sv-SE"/>
-              </w:rPr>
-              <w:t>sebagaimana resume singkat hasil penyidikan terlampir.</w:t>
+              <w:t xml:space="preserve"> dengan ${terlapor/tersangka} atas nama ${terlapor/tersangkaName} dihentikan dengan alasan ${alasan} sebagaimana resume singkat hasil penyidikan terlampir.</w:t>
             </w:r>
           </w:p>
         </w:tc>
@@ -3367,22 +3178,21 @@
             <w:pPr>
               <w:jc w:val="both"/>
               <w:rPr>
-                <w:rFonts w:ascii="Arial" w:eastAsia="Times New Roman" w:hAnsi="Arial" w:cs="Arial"/>
-                <w:sz w:val="24"/>
-                <w:szCs w:val="24"/>
-                <w:shd w:val="clear" w:color="auto" w:fill="FFFFFF"/>
-                <w:lang w:eastAsia="en-ID"/>
-              </w:rPr>
-            </w:pPr>
-            <w:r>
-              <w:rPr>
-                <w:rFonts w:ascii="Arial" w:eastAsia="Times New Roman" w:hAnsi="Arial" w:cs="Arial"/>
-                <w:sz w:val="24"/>
-                <w:szCs w:val="24"/>
-                <w:shd w:val="clear" w:color="auto" w:fill="FFFFFF"/>
-                <w:lang w:eastAsia="en-ID"/>
-              </w:rPr>
-              <w:lastRenderedPageBreak/>
+                <w:rFonts w:ascii="Arial Narrow" w:eastAsia="Times New Roman" w:hAnsi="Arial Narrow" w:cs="Arial"/>
+                <w:sz w:val="24"/>
+                <w:szCs w:val="24"/>
+                <w:shd w:val="clear" w:color="auto" w:fill="FFFFFF"/>
+                <w:lang w:eastAsia="en-ID"/>
+              </w:rPr>
+            </w:pPr>
+            <w:r>
+              <w:rPr>
+                <w:rFonts w:ascii="Arial Narrow" w:eastAsia="Times New Roman" w:hAnsi="Arial Narrow" w:cs="Arial"/>
+                <w:sz w:val="24"/>
+                <w:szCs w:val="24"/>
+                <w:shd w:val="clear" w:color="auto" w:fill="FFFFFF"/>
+                <w:lang w:eastAsia="en-ID"/>
+              </w:rPr>
               <w:t>3.</w:t>
             </w:r>
           </w:p>
@@ -3397,7 +3207,7 @@
               <w:spacing w:before="100" w:beforeAutospacing="1"/>
               <w:jc w:val="both"/>
               <w:rPr>
-                <w:rFonts w:ascii="Arial" w:eastAsia="Times New Roman" w:hAnsi="Arial" w:cs="Arial"/>
+                <w:rFonts w:ascii="Arial Narrow" w:eastAsia="Times New Roman" w:hAnsi="Arial Narrow" w:cs="Arial"/>
                 <w:sz w:val="24"/>
                 <w:szCs w:val="24"/>
                 <w:shd w:val="clear" w:color="auto" w:fill="FFFFFF"/>
@@ -3407,7 +3217,7 @@
             <w:proofErr w:type="spellStart"/>
             <w:r>
               <w:rPr>
-                <w:rFonts w:ascii="Arial" w:hAnsi="Arial" w:cs="Arial"/>
+                <w:rFonts w:ascii="Arial Narrow" w:hAnsi="Arial Narrow" w:cs="Arial"/>
                 <w:sz w:val="24"/>
                 <w:szCs w:val="24"/>
               </w:rPr>
@@ -3416,7 +3226,7 @@
             <w:proofErr w:type="spellEnd"/>
             <w:r>
               <w:rPr>
-                <w:rFonts w:ascii="Arial" w:hAnsi="Arial" w:cs="Arial"/>
+                <w:rFonts w:ascii="Arial Narrow" w:hAnsi="Arial Narrow" w:cs="Arial"/>
                 <w:sz w:val="24"/>
                 <w:szCs w:val="24"/>
               </w:rPr>
@@ -3425,7 +3235,7 @@
             <w:proofErr w:type="spellStart"/>
             <w:r>
               <w:rPr>
-                <w:rFonts w:ascii="Arial" w:hAnsi="Arial" w:cs="Arial"/>
+                <w:rFonts w:ascii="Arial Narrow" w:hAnsi="Arial Narrow" w:cs="Arial"/>
                 <w:sz w:val="24"/>
                 <w:szCs w:val="24"/>
               </w:rPr>
@@ -3434,7 +3244,7 @@
             <w:proofErr w:type="spellEnd"/>
             <w:r>
               <w:rPr>
-                <w:rFonts w:ascii="Arial" w:hAnsi="Arial" w:cs="Arial"/>
+                <w:rFonts w:ascii="Arial Narrow" w:hAnsi="Arial Narrow" w:cs="Arial"/>
                 <w:sz w:val="24"/>
                 <w:szCs w:val="24"/>
               </w:rPr>
@@ -3443,7 +3253,7 @@
             <w:proofErr w:type="spellStart"/>
             <w:r>
               <w:rPr>
-                <w:rFonts w:ascii="Arial" w:hAnsi="Arial" w:cs="Arial"/>
+                <w:rFonts w:ascii="Arial Narrow" w:hAnsi="Arial Narrow" w:cs="Arial"/>
                 <w:sz w:val="24"/>
                 <w:szCs w:val="24"/>
               </w:rPr>
@@ -3452,7 +3262,7 @@
             <w:proofErr w:type="spellEnd"/>
             <w:r>
               <w:rPr>
-                <w:rFonts w:ascii="Arial" w:hAnsi="Arial" w:cs="Arial"/>
+                <w:rFonts w:ascii="Arial Narrow" w:hAnsi="Arial Narrow" w:cs="Arial"/>
                 <w:sz w:val="24"/>
                 <w:szCs w:val="24"/>
               </w:rPr>
@@ -3461,7 +3271,7 @@
             <w:proofErr w:type="spellStart"/>
             <w:r>
               <w:rPr>
-                <w:rFonts w:ascii="Arial" w:hAnsi="Arial" w:cs="Arial"/>
+                <w:rFonts w:ascii="Arial Narrow" w:hAnsi="Arial Narrow" w:cs="Arial"/>
                 <w:sz w:val="24"/>
                 <w:szCs w:val="24"/>
               </w:rPr>
@@ -3470,7 +3280,7 @@
             <w:proofErr w:type="spellEnd"/>
             <w:r>
               <w:rPr>
-                <w:rFonts w:ascii="Arial" w:hAnsi="Arial" w:cs="Arial"/>
+                <w:rFonts w:ascii="Arial Narrow" w:hAnsi="Arial Narrow" w:cs="Arial"/>
                 <w:sz w:val="24"/>
                 <w:szCs w:val="24"/>
               </w:rPr>
@@ -3479,7 +3289,7 @@
             <w:proofErr w:type="spellStart"/>
             <w:r>
               <w:rPr>
-                <w:rFonts w:ascii="Arial" w:hAnsi="Arial" w:cs="Arial"/>
+                <w:rFonts w:ascii="Arial Narrow" w:hAnsi="Arial Narrow" w:cs="Arial"/>
                 <w:sz w:val="24"/>
                 <w:szCs w:val="24"/>
               </w:rPr>
@@ -3488,7 +3298,7 @@
             <w:proofErr w:type="spellEnd"/>
             <w:r>
               <w:rPr>
-                <w:rFonts w:ascii="Arial" w:hAnsi="Arial" w:cs="Arial"/>
+                <w:rFonts w:ascii="Arial Narrow" w:hAnsi="Arial Narrow" w:cs="Arial"/>
                 <w:sz w:val="24"/>
                 <w:szCs w:val="24"/>
               </w:rPr>
@@ -3497,7 +3307,7 @@
             <w:proofErr w:type="spellStart"/>
             <w:r>
               <w:rPr>
-                <w:rFonts w:ascii="Arial" w:hAnsi="Arial" w:cs="Arial"/>
+                <w:rFonts w:ascii="Arial Narrow" w:hAnsi="Arial Narrow" w:cs="Arial"/>
                 <w:sz w:val="24"/>
                 <w:szCs w:val="24"/>
               </w:rPr>
@@ -3506,7 +3316,7 @@
             <w:proofErr w:type="spellEnd"/>
             <w:r>
               <w:rPr>
-                <w:rFonts w:ascii="Arial" w:hAnsi="Arial" w:cs="Arial"/>
+                <w:rFonts w:ascii="Arial Narrow" w:hAnsi="Arial Narrow" w:cs="Arial"/>
                 <w:sz w:val="24"/>
                 <w:szCs w:val="24"/>
               </w:rPr>
@@ -3515,7 +3325,7 @@
             <w:proofErr w:type="spellStart"/>
             <w:r>
               <w:rPr>
-                <w:rFonts w:ascii="Arial" w:hAnsi="Arial" w:cs="Arial"/>
+                <w:rFonts w:ascii="Arial Narrow" w:hAnsi="Arial Narrow" w:cs="Arial"/>
                 <w:sz w:val="24"/>
                 <w:szCs w:val="24"/>
               </w:rPr>
@@ -3524,7 +3334,7 @@
             <w:proofErr w:type="spellEnd"/>
             <w:r>
               <w:rPr>
-                <w:rFonts w:ascii="Arial" w:hAnsi="Arial" w:cs="Arial"/>
+                <w:rFonts w:ascii="Arial Narrow" w:hAnsi="Arial Narrow" w:cs="Arial"/>
                 <w:sz w:val="24"/>
                 <w:szCs w:val="24"/>
               </w:rPr>
@@ -3533,7 +3343,7 @@
             <w:proofErr w:type="spellStart"/>
             <w:r>
               <w:rPr>
-                <w:rFonts w:ascii="Arial" w:hAnsi="Arial" w:cs="Arial"/>
+                <w:rFonts w:ascii="Arial Narrow" w:hAnsi="Arial Narrow" w:cs="Arial"/>
                 <w:sz w:val="24"/>
                 <w:szCs w:val="24"/>
               </w:rPr>
@@ -3542,7 +3352,7 @@
             <w:proofErr w:type="spellEnd"/>
             <w:r>
               <w:rPr>
-                <w:rFonts w:ascii="Arial" w:hAnsi="Arial" w:cs="Arial"/>
+                <w:rFonts w:ascii="Arial Narrow" w:hAnsi="Arial Narrow" w:cs="Arial"/>
                 <w:sz w:val="24"/>
                 <w:szCs w:val="24"/>
               </w:rPr>
@@ -3551,7 +3361,7 @@
             <w:proofErr w:type="spellStart"/>
             <w:r>
               <w:rPr>
-                <w:rFonts w:ascii="Arial" w:hAnsi="Arial" w:cs="Arial"/>
+                <w:rFonts w:ascii="Arial Narrow" w:hAnsi="Arial Narrow" w:cs="Arial"/>
                 <w:sz w:val="24"/>
                 <w:szCs w:val="24"/>
               </w:rPr>
@@ -3560,7 +3370,7 @@
             <w:proofErr w:type="spellEnd"/>
             <w:r>
               <w:rPr>
-                <w:rFonts w:ascii="Arial" w:hAnsi="Arial" w:cs="Arial"/>
+                <w:rFonts w:ascii="Arial Narrow" w:hAnsi="Arial Narrow" w:cs="Arial"/>
                 <w:sz w:val="24"/>
                 <w:szCs w:val="24"/>
               </w:rPr>
@@ -3569,7 +3379,7 @@
             <w:proofErr w:type="spellStart"/>
             <w:r>
               <w:rPr>
-                <w:rFonts w:ascii="Arial" w:hAnsi="Arial" w:cs="Arial"/>
+                <w:rFonts w:ascii="Arial Narrow" w:hAnsi="Arial Narrow" w:cs="Arial"/>
                 <w:sz w:val="24"/>
                 <w:szCs w:val="24"/>
               </w:rPr>
@@ -3578,7 +3388,7 @@
             <w:proofErr w:type="spellEnd"/>
             <w:r>
               <w:rPr>
-                <w:rFonts w:ascii="Arial" w:hAnsi="Arial" w:cs="Arial"/>
+                <w:rFonts w:ascii="Arial Narrow" w:hAnsi="Arial Narrow" w:cs="Arial"/>
                 <w:sz w:val="24"/>
                 <w:szCs w:val="24"/>
               </w:rPr>
@@ -3587,7 +3397,7 @@
             <w:proofErr w:type="spellStart"/>
             <w:r>
               <w:rPr>
-                <w:rFonts w:ascii="Arial" w:hAnsi="Arial" w:cs="Arial"/>
+                <w:rFonts w:ascii="Arial Narrow" w:hAnsi="Arial Narrow" w:cs="Arial"/>
                 <w:sz w:val="24"/>
                 <w:szCs w:val="24"/>
               </w:rPr>
@@ -3596,7 +3406,7 @@
             <w:proofErr w:type="spellEnd"/>
             <w:r>
               <w:rPr>
-                <w:rFonts w:ascii="Arial" w:hAnsi="Arial" w:cs="Arial"/>
+                <w:rFonts w:ascii="Arial Narrow" w:hAnsi="Arial Narrow" w:cs="Arial"/>
                 <w:sz w:val="24"/>
                 <w:szCs w:val="24"/>
               </w:rPr>
@@ -3605,7 +3415,7 @@
             <w:proofErr w:type="spellStart"/>
             <w:r>
               <w:rPr>
-                <w:rFonts w:ascii="Arial" w:hAnsi="Arial" w:cs="Arial"/>
+                <w:rFonts w:ascii="Arial Narrow" w:hAnsi="Arial Narrow" w:cs="Arial"/>
                 <w:sz w:val="24"/>
                 <w:szCs w:val="24"/>
               </w:rPr>
@@ -3614,7 +3424,7 @@
             <w:proofErr w:type="spellEnd"/>
             <w:r>
               <w:rPr>
-                <w:rFonts w:ascii="Arial" w:hAnsi="Arial" w:cs="Arial"/>
+                <w:rFonts w:ascii="Arial Narrow" w:hAnsi="Arial Narrow" w:cs="Arial"/>
                 <w:sz w:val="24"/>
                 <w:szCs w:val="24"/>
               </w:rPr>
@@ -3623,7 +3433,7 @@
             <w:proofErr w:type="spellStart"/>
             <w:r>
               <w:rPr>
-                <w:rFonts w:ascii="Arial" w:hAnsi="Arial" w:cs="Arial"/>
+                <w:rFonts w:ascii="Arial Narrow" w:hAnsi="Arial Narrow" w:cs="Arial"/>
                 <w:sz w:val="24"/>
                 <w:szCs w:val="24"/>
               </w:rPr>
@@ -3632,7 +3442,7 @@
             <w:proofErr w:type="spellEnd"/>
             <w:r>
               <w:rPr>
-                <w:rFonts w:ascii="Arial" w:hAnsi="Arial" w:cs="Arial"/>
+                <w:rFonts w:ascii="Arial Narrow" w:hAnsi="Arial Narrow" w:cs="Arial"/>
                 <w:sz w:val="24"/>
                 <w:szCs w:val="24"/>
               </w:rPr>
@@ -3640,7 +3450,7 @@
             </w:r>
             <w:r>
               <w:rPr>
-                <w:rFonts w:ascii="Arial" w:hAnsi="Arial" w:cs="Arial"/>
+                <w:rFonts w:ascii="Arial Narrow" w:hAnsi="Arial Narrow" w:cs="Arial"/>
                 <w:sz w:val="24"/>
                 <w:szCs w:val="24"/>
                 <w:lang w:val="sv-SE"/>
@@ -3659,16 +3469,16 @@
             <w:pPr>
               <w:jc w:val="both"/>
               <w:rPr>
-                <w:rFonts w:ascii="Arial" w:eastAsia="Times New Roman" w:hAnsi="Arial" w:cs="Arial"/>
-                <w:sz w:val="24"/>
-                <w:szCs w:val="24"/>
-                <w:shd w:val="clear" w:color="auto" w:fill="FFFFFF"/>
-                <w:lang w:eastAsia="en-ID"/>
-              </w:rPr>
-            </w:pPr>
-            <w:r>
-              <w:rPr>
-                <w:rFonts w:ascii="Arial" w:eastAsia="Times New Roman" w:hAnsi="Arial" w:cs="Arial"/>
+                <w:rFonts w:ascii="Arial Narrow" w:eastAsia="Times New Roman" w:hAnsi="Arial Narrow" w:cs="Arial"/>
+                <w:sz w:val="24"/>
+                <w:szCs w:val="24"/>
+                <w:shd w:val="clear" w:color="auto" w:fill="FFFFFF"/>
+                <w:lang w:eastAsia="en-ID"/>
+              </w:rPr>
+            </w:pPr>
+            <w:r>
+              <w:rPr>
+                <w:rFonts w:ascii="Arial Narrow" w:eastAsia="Times New Roman" w:hAnsi="Arial Narrow" w:cs="Arial"/>
                 <w:sz w:val="24"/>
                 <w:szCs w:val="24"/>
                 <w:shd w:val="clear" w:color="auto" w:fill="FFFFFF"/>
@@ -3690,7 +3500,7 @@
               </w:tabs>
               <w:jc w:val="both"/>
               <w:rPr>
-                <w:rFonts w:ascii="Arial" w:hAnsi="Arial" w:cs="Arial"/>
+                <w:rFonts w:ascii="Arial Narrow" w:hAnsi="Arial Narrow" w:cs="Arial"/>
                 <w:color w:val="000000"/>
                 <w:sz w:val="24"/>
                 <w:szCs w:val="24"/>
@@ -3698,7 +3508,7 @@
             </w:pPr>
             <w:r>
               <w:rPr>
-                <w:rFonts w:ascii="Arial" w:hAnsi="Arial" w:cs="Arial"/>
+                <w:rFonts w:ascii="Arial Narrow" w:hAnsi="Arial Narrow" w:cs="Arial"/>
                 <w:sz w:val="24"/>
                 <w:szCs w:val="24"/>
                 <w:lang w:val="sv-SE"/>
@@ -3717,7 +3527,7 @@
             <w:pPr>
               <w:jc w:val="both"/>
               <w:rPr>
-                <w:rFonts w:ascii="Arial" w:eastAsia="Times New Roman" w:hAnsi="Arial" w:cs="Arial"/>
+                <w:rFonts w:ascii="Arial Narrow" w:eastAsia="Times New Roman" w:hAnsi="Arial Narrow" w:cs="Arial"/>
                 <w:sz w:val="24"/>
                 <w:szCs w:val="24"/>
                 <w:shd w:val="clear" w:color="auto" w:fill="FFFFFF"/>
@@ -3738,7 +3548,163 @@
               </w:tabs>
               <w:jc w:val="both"/>
               <w:rPr>
-                <w:rFonts w:ascii="Arial" w:hAnsi="Arial" w:cs="Arial"/>
+                <w:rFonts w:ascii="Arial Narrow" w:hAnsi="Arial Narrow" w:cs="Arial"/>
+                <w:color w:val="000000"/>
+                <w:sz w:val="24"/>
+                <w:szCs w:val="24"/>
+              </w:rPr>
+            </w:pPr>
+          </w:p>
+        </w:tc>
+      </w:tr>
+      <w:tr>
+        <w:tc>
+          <w:tcPr>
+            <w:tcW w:w="226" w:type="dxa"/>
+          </w:tcPr>
+          <w:p>
+            <w:pPr>
+              <w:jc w:val="both"/>
+              <w:rPr>
+                <w:rFonts w:ascii="Arial Narrow" w:eastAsia="Times New Roman" w:hAnsi="Arial Narrow" w:cs="Arial"/>
+                <w:sz w:val="24"/>
+                <w:szCs w:val="24"/>
+                <w:shd w:val="clear" w:color="auto" w:fill="FFFFFF"/>
+                <w:lang w:eastAsia="en-ID"/>
+              </w:rPr>
+            </w:pPr>
+          </w:p>
+        </w:tc>
+        <w:tc>
+          <w:tcPr>
+            <w:tcW w:w="9697" w:type="dxa"/>
+            <w:gridSpan w:val="2"/>
+          </w:tcPr>
+          <w:p>
+            <w:pPr>
+              <w:tabs>
+                <w:tab w:val="left" w:pos="1152"/>
+              </w:tabs>
+              <w:jc w:val="both"/>
+              <w:rPr>
+                <w:rFonts w:ascii="Arial Narrow" w:hAnsi="Arial Narrow" w:cs="Arial"/>
+                <w:color w:val="000000"/>
+                <w:sz w:val="24"/>
+                <w:szCs w:val="24"/>
+              </w:rPr>
+            </w:pPr>
+          </w:p>
+        </w:tc>
+      </w:tr>
+      <w:tr>
+        <w:tc>
+          <w:tcPr>
+            <w:tcW w:w="226" w:type="dxa"/>
+          </w:tcPr>
+          <w:p>
+            <w:pPr>
+              <w:jc w:val="both"/>
+              <w:rPr>
+                <w:rFonts w:ascii="Arial Narrow" w:eastAsia="Times New Roman" w:hAnsi="Arial Narrow" w:cs="Arial"/>
+                <w:sz w:val="24"/>
+                <w:szCs w:val="24"/>
+                <w:shd w:val="clear" w:color="auto" w:fill="FFFFFF"/>
+                <w:lang w:eastAsia="en-ID"/>
+              </w:rPr>
+            </w:pPr>
+          </w:p>
+        </w:tc>
+        <w:tc>
+          <w:tcPr>
+            <w:tcW w:w="9697" w:type="dxa"/>
+            <w:gridSpan w:val="2"/>
+          </w:tcPr>
+          <w:p>
+            <w:pPr>
+              <w:tabs>
+                <w:tab w:val="left" w:pos="1152"/>
+              </w:tabs>
+              <w:jc w:val="both"/>
+              <w:rPr>
+                <w:rFonts w:ascii="Arial Narrow" w:hAnsi="Arial Narrow" w:cs="Arial"/>
+                <w:color w:val="000000"/>
+                <w:sz w:val="24"/>
+                <w:szCs w:val="24"/>
+              </w:rPr>
+            </w:pPr>
+          </w:p>
+        </w:tc>
+      </w:tr>
+      <w:tr>
+        <w:tc>
+          <w:tcPr>
+            <w:tcW w:w="226" w:type="dxa"/>
+          </w:tcPr>
+          <w:p>
+            <w:pPr>
+              <w:jc w:val="both"/>
+              <w:rPr>
+                <w:rFonts w:ascii="Arial Narrow" w:eastAsia="Times New Roman" w:hAnsi="Arial Narrow" w:cs="Arial"/>
+                <w:sz w:val="24"/>
+                <w:szCs w:val="24"/>
+                <w:shd w:val="clear" w:color="auto" w:fill="FFFFFF"/>
+                <w:lang w:eastAsia="en-ID"/>
+              </w:rPr>
+            </w:pPr>
+          </w:p>
+        </w:tc>
+        <w:tc>
+          <w:tcPr>
+            <w:tcW w:w="9697" w:type="dxa"/>
+            <w:gridSpan w:val="2"/>
+          </w:tcPr>
+          <w:p>
+            <w:pPr>
+              <w:tabs>
+                <w:tab w:val="left" w:pos="1152"/>
+              </w:tabs>
+              <w:jc w:val="both"/>
+              <w:rPr>
+                <w:rFonts w:ascii="Arial Narrow" w:hAnsi="Arial Narrow" w:cs="Arial"/>
+                <w:color w:val="000000"/>
+                <w:sz w:val="24"/>
+                <w:szCs w:val="24"/>
+              </w:rPr>
+            </w:pPr>
+          </w:p>
+        </w:tc>
+      </w:tr>
+      <w:tr>
+        <w:tc>
+          <w:tcPr>
+            <w:tcW w:w="226" w:type="dxa"/>
+          </w:tcPr>
+          <w:p>
+            <w:pPr>
+              <w:jc w:val="both"/>
+              <w:rPr>
+                <w:rFonts w:ascii="Arial Narrow" w:eastAsia="Times New Roman" w:hAnsi="Arial Narrow" w:cs="Arial"/>
+                <w:sz w:val="24"/>
+                <w:szCs w:val="24"/>
+                <w:shd w:val="clear" w:color="auto" w:fill="FFFFFF"/>
+                <w:lang w:eastAsia="en-ID"/>
+              </w:rPr>
+            </w:pPr>
+          </w:p>
+        </w:tc>
+        <w:tc>
+          <w:tcPr>
+            <w:tcW w:w="9697" w:type="dxa"/>
+            <w:gridSpan w:val="2"/>
+          </w:tcPr>
+          <w:p>
+            <w:pPr>
+              <w:tabs>
+                <w:tab w:val="left" w:pos="1152"/>
+              </w:tabs>
+              <w:jc w:val="both"/>
+              <w:rPr>
+                <w:rFonts w:ascii="Arial Narrow" w:hAnsi="Arial Narrow" w:cs="Arial"/>
                 <w:color w:val="000000"/>
                 <w:sz w:val="24"/>
                 <w:szCs w:val="24"/>
@@ -3808,7 +3774,7 @@
                 <w:p>
                   <w:pPr>
                     <w:rPr>
-                      <w:rFonts w:ascii="Arial" w:hAnsi="Arial" w:cs="Arial"/>
+                      <w:rFonts w:ascii="Arial Narrow" w:hAnsi="Arial Narrow" w:cs="Arial"/>
                       <w:sz w:val="24"/>
                       <w:szCs w:val="24"/>
                     </w:rPr>
@@ -3824,7 +3790,7 @@
                 <w:p>
                   <w:pPr>
                     <w:rPr>
-                      <w:rFonts w:ascii="Arial" w:hAnsi="Arial" w:cs="Arial"/>
+                      <w:rFonts w:ascii="Arial Narrow" w:hAnsi="Arial Narrow" w:cs="Arial"/>
                       <w:sz w:val="24"/>
                       <w:szCs w:val="24"/>
                     </w:rPr>
@@ -3840,7 +3806,7 @@
                 <w:p>
                   <w:pPr>
                     <w:rPr>
-                      <w:rFonts w:ascii="Arial" w:hAnsi="Arial" w:cs="Arial"/>
+                      <w:rFonts w:ascii="Arial Narrow" w:hAnsi="Arial Narrow" w:cs="Arial"/>
                       <w:sz w:val="24"/>
                       <w:szCs w:val="24"/>
                     </w:rPr>
@@ -3857,7 +3823,7 @@
                   <w:pPr>
                     <w:ind w:right="708"/>
                     <w:rPr>
-                      <w:rFonts w:ascii="Arial" w:hAnsi="Arial" w:cs="Arial"/>
+                      <w:rFonts w:ascii="Arial Narrow" w:hAnsi="Arial Narrow" w:cs="Arial"/>
                       <w:sz w:val="24"/>
                       <w:szCs w:val="24"/>
                     </w:rPr>
@@ -3873,7 +3839,7 @@
                 <w:p>
                   <w:pPr>
                     <w:rPr>
-                      <w:rFonts w:ascii="Arial" w:hAnsi="Arial" w:cs="Arial"/>
+                      <w:rFonts w:ascii="Arial Narrow" w:hAnsi="Arial Narrow" w:cs="Arial"/>
                       <w:sz w:val="24"/>
                       <w:szCs w:val="24"/>
                     </w:rPr>
@@ -3889,7 +3855,7 @@
                 <w:p>
                   <w:pPr>
                     <w:rPr>
-                      <w:rFonts w:ascii="Arial" w:hAnsi="Arial" w:cs="Arial"/>
+                      <w:rFonts w:ascii="Arial Narrow" w:hAnsi="Arial Narrow" w:cs="Arial"/>
                       <w:sz w:val="24"/>
                       <w:szCs w:val="24"/>
                     </w:rPr>
@@ -3905,7 +3871,7 @@
                 <w:p>
                   <w:pPr>
                     <w:rPr>
-                      <w:rFonts w:ascii="Arial" w:hAnsi="Arial" w:cs="Arial"/>
+                      <w:rFonts w:ascii="Arial Narrow" w:hAnsi="Arial Narrow" w:cs="Arial"/>
                       <w:sz w:val="24"/>
                       <w:szCs w:val="24"/>
                     </w:rPr>
@@ -3914,7 +3880,7 @@
                   <w:proofErr w:type="gramStart"/>
                   <w:r>
                     <w:rPr>
-                      <w:rFonts w:ascii="Arial" w:hAnsi="Arial" w:cs="Arial"/>
+                      <w:rFonts w:ascii="Arial Narrow" w:hAnsi="Arial Narrow" w:cs="Arial"/>
                       <w:sz w:val="24"/>
                       <w:szCs w:val="24"/>
                     </w:rPr>
@@ -3923,7 +3889,7 @@
                   <w:proofErr w:type="spellEnd"/>
                   <w:r>
                     <w:rPr>
-                      <w:rFonts w:ascii="Arial" w:hAnsi="Arial" w:cs="Arial"/>
+                      <w:rFonts w:ascii="Arial Narrow" w:hAnsi="Arial Narrow" w:cs="Arial"/>
                       <w:sz w:val="24"/>
                       <w:szCs w:val="24"/>
                     </w:rPr>
@@ -3945,14 +3911,14 @@
                   <w:pPr>
                     <w:jc w:val="both"/>
                     <w:rPr>
-                      <w:rFonts w:ascii="Arial" w:hAnsi="Arial" w:cs="Arial"/>
+                      <w:rFonts w:ascii="Arial Narrow" w:hAnsi="Arial Narrow" w:cs="Arial"/>
                       <w:sz w:val="24"/>
                       <w:szCs w:val="24"/>
                     </w:rPr>
                   </w:pPr>
                   <w:r>
                     <w:rPr>
-                      <w:rFonts w:ascii="Arial" w:eastAsia="Arial Narrow" w:hAnsi="Arial" w:cs="Arial"/>
+                      <w:rFonts w:ascii="Arial Narrow" w:eastAsia="Arial Narrow" w:hAnsi="Arial Narrow" w:cs="Arial"/>
                       <w:bCs/>
                       <w:color w:val="000000"/>
                       <w:sz w:val="24"/>
@@ -3963,7 +3929,7 @@
                   <w:proofErr w:type="spellStart"/>
                   <w:r>
                     <w:rPr>
-                      <w:rFonts w:ascii="Arial" w:eastAsia="Arial Narrow" w:hAnsi="Arial" w:cs="Arial"/>
+                      <w:rFonts w:ascii="Arial Narrow" w:eastAsia="Arial Narrow" w:hAnsi="Arial Narrow" w:cs="Arial"/>
                       <w:bCs/>
                       <w:color w:val="000000"/>
                       <w:sz w:val="24"/>
@@ -3973,7 +3939,7 @@
                   </w:r>
                   <w:r>
                     <w:rPr>
-                      <w:rFonts w:ascii="Arial" w:eastAsia="Arial Narrow" w:hAnsi="Arial" w:cs="Arial"/>
+                      <w:rFonts w:ascii="Arial Narrow" w:eastAsia="Arial Narrow" w:hAnsi="Arial Narrow" w:cs="Arial"/>
                       <w:bCs/>
                       <w:color w:val="000000"/>
                       <w:sz w:val="24"/>
@@ -3983,7 +3949,7 @@
                   </w:r>
                   <w:r>
                     <w:rPr>
-                      <w:rFonts w:ascii="Arial" w:eastAsia="Arial Narrow" w:hAnsi="Arial" w:cs="Arial"/>
+                      <w:rFonts w:ascii="Arial Narrow" w:eastAsia="Arial Narrow" w:hAnsi="Arial Narrow" w:cs="Arial"/>
                       <w:bCs/>
                       <w:color w:val="000000"/>
                       <w:sz w:val="24"/>
@@ -3993,7 +3959,7 @@
                   </w:r>
                   <w:r>
                     <w:rPr>
-                      <w:rFonts w:ascii="Arial" w:eastAsia="Arial Narrow" w:hAnsi="Arial" w:cs="Arial"/>
+                      <w:rFonts w:ascii="Arial Narrow" w:eastAsia="Arial Narrow" w:hAnsi="Arial Narrow" w:cs="Arial"/>
                       <w:bCs/>
                       <w:color w:val="000000"/>
                       <w:sz w:val="24"/>
@@ -4003,7 +3969,7 @@
                   </w:r>
                   <w:r>
                     <w:rPr>
-                      <w:rFonts w:ascii="Arial" w:eastAsia="Arial Narrow" w:hAnsi="Arial" w:cs="Arial"/>
+                      <w:rFonts w:ascii="Arial Narrow" w:eastAsia="Arial Narrow" w:hAnsi="Arial Narrow" w:cs="Arial"/>
                       <w:bCs/>
                       <w:color w:val="000000"/>
                       <w:sz w:val="24"/>
@@ -4014,7 +3980,7 @@
                   <w:proofErr w:type="spellEnd"/>
                   <w:r>
                     <w:rPr>
-                      <w:rFonts w:ascii="Arial" w:eastAsia="Arial Narrow" w:hAnsi="Arial" w:cs="Arial"/>
+                      <w:rFonts w:ascii="Arial Narrow" w:eastAsia="Arial Narrow" w:hAnsi="Arial Narrow" w:cs="Arial"/>
                       <w:bCs/>
                       <w:color w:val="000000"/>
                       <w:sz w:val="24"/>
@@ -4025,7 +3991,7 @@
                   <w:proofErr w:type="spellStart"/>
                   <w:r>
                     <w:rPr>
-                      <w:rFonts w:ascii="Arial" w:eastAsia="Arial Narrow" w:hAnsi="Arial" w:cs="Arial"/>
+                      <w:rFonts w:ascii="Arial Narrow" w:eastAsia="Arial Narrow" w:hAnsi="Arial Narrow" w:cs="Arial"/>
                       <w:bCs/>
                       <w:color w:val="000000"/>
                       <w:sz w:val="24"/>
@@ -4035,7 +4001,7 @@
                   </w:r>
                   <w:r>
                     <w:rPr>
-                      <w:rFonts w:ascii="Arial" w:eastAsia="Arial Narrow" w:hAnsi="Arial" w:cs="Arial"/>
+                      <w:rFonts w:ascii="Arial Narrow" w:eastAsia="Arial Narrow" w:hAnsi="Arial Narrow" w:cs="Arial"/>
                       <w:bCs/>
                       <w:color w:val="000000"/>
                       <w:sz w:val="24"/>
@@ -4045,7 +4011,7 @@
                   </w:r>
                   <w:r>
                     <w:rPr>
-                      <w:rFonts w:ascii="Arial" w:eastAsia="Arial Narrow" w:hAnsi="Arial" w:cs="Arial"/>
+                      <w:rFonts w:ascii="Arial Narrow" w:eastAsia="Arial Narrow" w:hAnsi="Arial Narrow" w:cs="Arial"/>
                       <w:bCs/>
                       <w:color w:val="000000"/>
                       <w:sz w:val="24"/>
@@ -4055,7 +4021,7 @@
                   </w:r>
                   <w:r>
                     <w:rPr>
-                      <w:rFonts w:ascii="Arial" w:eastAsia="Arial Narrow" w:hAnsi="Arial" w:cs="Arial"/>
+                      <w:rFonts w:ascii="Arial Narrow" w:eastAsia="Arial Narrow" w:hAnsi="Arial Narrow" w:cs="Arial"/>
                       <w:bCs/>
                       <w:color w:val="000000"/>
                       <w:sz w:val="24"/>
@@ -4065,7 +4031,7 @@
                   </w:r>
                   <w:r>
                     <w:rPr>
-                      <w:rFonts w:ascii="Arial" w:eastAsia="Arial Narrow" w:hAnsi="Arial" w:cs="Arial"/>
+                      <w:rFonts w:ascii="Arial Narrow" w:eastAsia="Arial Narrow" w:hAnsi="Arial Narrow" w:cs="Arial"/>
                       <w:bCs/>
                       <w:color w:val="000000"/>
                       <w:sz w:val="24"/>
@@ -4076,7 +4042,7 @@
                   <w:proofErr w:type="spellEnd"/>
                   <w:r>
                     <w:rPr>
-                      <w:rFonts w:ascii="Arial" w:eastAsia="Arial Narrow" w:hAnsi="Arial" w:cs="Arial"/>
+                      <w:rFonts w:ascii="Arial Narrow" w:eastAsia="Arial Narrow" w:hAnsi="Arial Narrow" w:cs="Arial"/>
                       <w:bCs/>
                       <w:color w:val="000000"/>
                       <w:sz w:val="24"/>
@@ -4092,7 +4058,7 @@
             <w:pPr>
               <w:jc w:val="both"/>
               <w:rPr>
-                <w:rFonts w:ascii="Arial" w:hAnsi="Arial" w:cs="Arial"/>
+                <w:rFonts w:ascii="Arial Narrow" w:hAnsi="Arial Narrow" w:cs="Arial"/>
                 <w:color w:val="000000"/>
                 <w:sz w:val="24"/>
                 <w:szCs w:val="24"/>
@@ -4140,7 +4106,7 @@
                   <w:pPr>
                     <w:jc w:val="center"/>
                     <w:rPr>
-                      <w:rFonts w:ascii="Arial" w:eastAsia="Arial Narrow" w:hAnsi="Arial" w:cs="Arial"/>
+                      <w:rFonts w:ascii="Arial Narrow" w:eastAsia="Arial Narrow" w:hAnsi="Arial Narrow" w:cs="Arial"/>
                       <w:bCs/>
                       <w:color w:val="000000"/>
                       <w:sz w:val="24"/>
@@ -4149,7 +4115,7 @@
                   </w:pPr>
                   <w:r>
                     <w:rPr>
-                      <w:rFonts w:ascii="Arial" w:eastAsia="Arial Narrow" w:hAnsi="Arial" w:cs="Arial"/>
+                      <w:rFonts w:ascii="Arial Narrow" w:eastAsia="Arial Narrow" w:hAnsi="Arial Narrow"/>
                       <w:bCs/>
                       <w:color w:val="000000"/>
                       <w:sz w:val="24"/>
@@ -4160,7 +4126,7 @@
                   <w:proofErr w:type="spellStart"/>
                   <w:r>
                     <w:rPr>
-                      <w:rFonts w:ascii="Arial" w:eastAsia="Arial Narrow" w:hAnsi="Arial" w:cs="Arial"/>
+                      <w:rFonts w:ascii="Arial Narrow" w:eastAsia="Arial Narrow" w:hAnsi="Arial Narrow"/>
                       <w:bCs/>
                       <w:color w:val="000000"/>
                       <w:sz w:val="24"/>
@@ -4171,7 +4137,7 @@
                   <w:proofErr w:type="spellEnd"/>
                   <w:r>
                     <w:rPr>
-                      <w:rFonts w:ascii="Arial" w:eastAsia="Arial Narrow" w:hAnsi="Arial" w:cs="Arial"/>
+                      <w:rFonts w:ascii="Arial Narrow" w:eastAsia="Arial Narrow" w:hAnsi="Arial Narrow"/>
                       <w:bCs/>
                       <w:color w:val="000000"/>
                       <w:sz w:val="24"/>
@@ -4194,7 +4160,7 @@
                   <w:pPr>
                     <w:jc w:val="center"/>
                     <w:rPr>
-                      <w:rFonts w:ascii="Arial" w:eastAsia="Arial Narrow" w:hAnsi="Arial" w:cs="Arial"/>
+                      <w:rFonts w:ascii="Arial Narrow" w:eastAsia="Arial Narrow" w:hAnsi="Arial Narrow" w:cs="Arial"/>
                       <w:bCs/>
                       <w:color w:val="000000"/>
                       <w:sz w:val="24"/>
@@ -4203,7 +4169,7 @@
                   </w:pPr>
                   <w:r>
                     <w:rPr>
-                      <w:rFonts w:ascii="Arial" w:eastAsia="Arial Narrow" w:hAnsi="Arial" w:cs="Arial"/>
+                      <w:rFonts w:ascii="Arial Narrow" w:eastAsia="Arial Narrow" w:hAnsi="Arial Narrow"/>
                       <w:bCs/>
                       <w:color w:val="000000"/>
                       <w:sz w:val="24"/>
@@ -4214,7 +4180,7 @@
                   <w:proofErr w:type="spellStart"/>
                   <w:r>
                     <w:rPr>
-                      <w:rFonts w:ascii="Arial" w:eastAsia="Arial Narrow" w:hAnsi="Arial" w:cs="Arial"/>
+                      <w:rFonts w:ascii="Arial Narrow" w:eastAsia="Arial Narrow" w:hAnsi="Arial Narrow"/>
                       <w:bCs/>
                       <w:color w:val="000000"/>
                       <w:sz w:val="24"/>
@@ -4225,7 +4191,7 @@
                   <w:proofErr w:type="spellEnd"/>
                   <w:r>
                     <w:rPr>
-                      <w:rFonts w:ascii="Arial" w:eastAsia="Arial Narrow" w:hAnsi="Arial" w:cs="Arial"/>
+                      <w:rFonts w:ascii="Arial Narrow" w:eastAsia="Arial Narrow" w:hAnsi="Arial Narrow"/>
                       <w:bCs/>
                       <w:color w:val="000000"/>
                       <w:sz w:val="24"/>
@@ -4248,7 +4214,7 @@
                   <w:pPr>
                     <w:jc w:val="center"/>
                     <w:rPr>
-                      <w:rFonts w:ascii="Arial" w:eastAsia="Arial Narrow" w:hAnsi="Arial" w:cs="Arial"/>
+                      <w:rFonts w:ascii="Arial Narrow" w:eastAsia="Arial Narrow" w:hAnsi="Arial Narrow" w:cs="Arial"/>
                       <w:bCs/>
                       <w:color w:val="000000"/>
                       <w:sz w:val="24"/>
@@ -4270,7 +4236,7 @@
                   <w:pPr>
                     <w:jc w:val="center"/>
                     <w:rPr>
-                      <w:rFonts w:ascii="Arial" w:eastAsia="Arial Narrow" w:hAnsi="Arial" w:cs="Arial"/>
+                      <w:rFonts w:ascii="Arial Narrow" w:eastAsia="Arial Narrow" w:hAnsi="Arial Narrow" w:cs="Arial"/>
                       <w:bCs/>
                       <w:color w:val="000000"/>
                       <w:sz w:val="24"/>
@@ -4292,7 +4258,7 @@
                   <w:pPr>
                     <w:jc w:val="center"/>
                     <w:rPr>
-                      <w:rFonts w:ascii="Arial" w:eastAsia="Arial Narrow" w:hAnsi="Arial" w:cs="Arial"/>
+                      <w:rFonts w:ascii="Arial Narrow" w:eastAsia="Arial Narrow" w:hAnsi="Arial Narrow" w:cs="Arial"/>
                       <w:bCs/>
                       <w:color w:val="000000"/>
                       <w:sz w:val="24"/>
@@ -4350,7 +4316,7 @@
                         <w:pPr>
                           <w:jc w:val="center"/>
                           <w:rPr>
-                            <w:rFonts w:ascii="Arial" w:eastAsia="Arial Narrow" w:hAnsi="Arial" w:cs="Arial"/>
+                            <w:rFonts w:ascii="Arial Narrow" w:eastAsia="Arial Narrow" w:hAnsi="Arial Narrow" w:cs="Arial"/>
                             <w:b/>
                             <w:color w:val="000000"/>
                             <w:sz w:val="24"/>
@@ -4359,7 +4325,7 @@
                         </w:pPr>
                         <w:r>
                           <w:rPr>
-                            <w:rFonts w:ascii="Arial" w:eastAsia="Arial Narrow" w:hAnsi="Arial" w:cs="Arial"/>
+                            <w:rFonts w:ascii="Arial Narrow" w:eastAsia="Arial Narrow" w:hAnsi="Arial Narrow" w:cs="Arial"/>
                             <w:b/>
                             <w:color w:val="000000"/>
                             <w:sz w:val="24"/>
@@ -4370,7 +4336,7 @@
                         <w:proofErr w:type="spellStart"/>
                         <w:r>
                           <w:rPr>
-                            <w:rFonts w:ascii="Arial" w:eastAsia="Arial Narrow" w:hAnsi="Arial" w:cs="Arial"/>
+                            <w:rFonts w:ascii="Arial Narrow" w:eastAsia="Arial Narrow" w:hAnsi="Arial Narrow" w:cs="Arial"/>
                             <w:b/>
                             <w:color w:val="000000"/>
                             <w:sz w:val="24"/>
@@ -4381,7 +4347,7 @@
                         <w:proofErr w:type="spellEnd"/>
                         <w:r>
                           <w:rPr>
-                            <w:rFonts w:ascii="Arial" w:eastAsia="Arial Narrow" w:hAnsi="Arial" w:cs="Arial"/>
+                            <w:rFonts w:ascii="Arial Narrow" w:eastAsia="Arial Narrow" w:hAnsi="Arial Narrow" w:cs="Arial"/>
                             <w:b/>
                             <w:color w:val="000000"/>
                             <w:sz w:val="24"/>
@@ -4408,7 +4374,7 @@
                         <w:pPr>
                           <w:jc w:val="center"/>
                           <w:rPr>
-                            <w:rFonts w:ascii="Arial" w:eastAsia="Arial Narrow" w:hAnsi="Arial" w:cs="Arial"/>
+                            <w:rFonts w:ascii="Arial Narrow" w:eastAsia="Arial Narrow" w:hAnsi="Arial Narrow" w:cs="Arial"/>
                             <w:bCs/>
                             <w:color w:val="000000"/>
                             <w:sz w:val="24"/>
@@ -4417,7 +4383,7 @@
                         </w:pPr>
                         <w:r>
                           <w:rPr>
-                            <w:rFonts w:ascii="Arial" w:eastAsia="Arial Narrow" w:hAnsi="Arial" w:cs="Arial"/>
+                            <w:rFonts w:ascii="Arial Narrow" w:eastAsia="Arial Narrow" w:hAnsi="Arial Narrow" w:cs="Arial"/>
                             <w:bCs/>
                             <w:color w:val="000000"/>
                             <w:sz w:val="24"/>
@@ -4428,7 +4394,7 @@
                         <w:proofErr w:type="spellStart"/>
                         <w:r>
                           <w:rPr>
-                            <w:rFonts w:ascii="Arial" w:eastAsia="Arial Narrow" w:hAnsi="Arial" w:cs="Arial"/>
+                            <w:rFonts w:ascii="Arial Narrow" w:eastAsia="Arial Narrow" w:hAnsi="Arial Narrow" w:cs="Arial"/>
                             <w:bCs/>
                             <w:color w:val="000000"/>
                             <w:sz w:val="24"/>
@@ -4439,7 +4405,7 @@
                         <w:proofErr w:type="spellEnd"/>
                         <w:r>
                           <w:rPr>
-                            <w:rFonts w:ascii="Arial" w:eastAsia="Arial Narrow" w:hAnsi="Arial" w:cs="Arial"/>
+                            <w:rFonts w:ascii="Arial Narrow" w:eastAsia="Arial Narrow" w:hAnsi="Arial Narrow" w:cs="Arial"/>
                             <w:bCs/>
                             <w:color w:val="000000"/>
                             <w:sz w:val="24"/>
@@ -4449,7 +4415,7 @@
                         </w:r>
                         <w:r>
                           <w:rPr>
-                            <w:rFonts w:ascii="Arial" w:eastAsia="Arial Narrow" w:hAnsi="Arial" w:cs="Arial"/>
+                            <w:rFonts w:ascii="Arial Narrow" w:eastAsia="Arial Narrow" w:hAnsi="Arial Narrow" w:cs="Arial"/>
                             <w:bCs/>
                             <w:color w:val="000000"/>
                             <w:sz w:val="24"/>
@@ -4459,7 +4425,7 @@
                         </w:r>
                         <w:r>
                           <w:rPr>
-                            <w:rFonts w:ascii="Arial" w:eastAsia="Arial Narrow" w:hAnsi="Arial" w:cs="Arial"/>
+                            <w:rFonts w:ascii="Arial Narrow" w:eastAsia="Arial Narrow" w:hAnsi="Arial Narrow" w:cs="Arial"/>
                             <w:bCs/>
                             <w:color w:val="000000"/>
                             <w:sz w:val="24"/>
@@ -4470,7 +4436,7 @@
                         <w:proofErr w:type="spellStart"/>
                         <w:r>
                           <w:rPr>
-                            <w:rFonts w:ascii="Arial" w:eastAsia="Arial Narrow" w:hAnsi="Arial" w:cs="Arial"/>
+                            <w:rFonts w:ascii="Arial Narrow" w:eastAsia="Arial Narrow" w:hAnsi="Arial Narrow" w:cs="Arial"/>
                             <w:bCs/>
                             <w:color w:val="000000"/>
                             <w:sz w:val="24"/>
@@ -4481,7 +4447,7 @@
                         <w:proofErr w:type="spellEnd"/>
                         <w:r>
                           <w:rPr>
-                            <w:rFonts w:ascii="Arial" w:eastAsia="Arial Narrow" w:hAnsi="Arial" w:cs="Arial"/>
+                            <w:rFonts w:ascii="Arial Narrow" w:eastAsia="Arial Narrow" w:hAnsi="Arial Narrow" w:cs="Arial"/>
                             <w:bCs/>
                             <w:color w:val="000000"/>
                             <w:sz w:val="24"/>
@@ -4497,7 +4463,7 @@
                   <w:pPr>
                     <w:jc w:val="center"/>
                     <w:rPr>
-                      <w:rFonts w:ascii="Arial" w:eastAsia="Arial Narrow" w:hAnsi="Arial" w:cs="Arial"/>
+                      <w:rFonts w:ascii="Arial Narrow" w:eastAsia="Arial Narrow" w:hAnsi="Arial Narrow" w:cs="Arial"/>
                       <w:bCs/>
                       <w:color w:val="000000"/>
                       <w:sz w:val="24"/>
@@ -4512,7 +4478,7 @@
             <w:pPr>
               <w:jc w:val="both"/>
               <w:rPr>
-                <w:rFonts w:ascii="Arial" w:hAnsi="Arial" w:cs="Arial"/>
+                <w:rFonts w:ascii="Arial Narrow" w:hAnsi="Arial Narrow" w:cs="Arial"/>
                 <w:color w:val="000000"/>
                 <w:sz w:val="24"/>
                 <w:szCs w:val="24"/>
@@ -4527,7 +4493,7 @@
       <w:pPr>
         <w:spacing w:after="0" w:line="240" w:lineRule="auto"/>
         <w:rPr>
-          <w:rFonts w:ascii="Arial" w:eastAsia="Times New Roman" w:hAnsi="Arial" w:cs="Arial"/>
+          <w:rFonts w:ascii="Arial Narrow" w:eastAsia="Times New Roman" w:hAnsi="Arial Narrow" w:cs="Arial"/>
           <w:color w:val="444444"/>
           <w:sz w:val="24"/>
           <w:szCs w:val="24"/>
@@ -5668,6 +5634,7 @@
   <w:style w:type="character" w:default="1" w:styleId="DefaultParagraphFont">
     <w:name w:val="Default Paragraph Font"/>
     <w:uiPriority w:val="1"/>
+    <w:semiHidden/>
     <w:unhideWhenUsed/>
   </w:style>
   <w:style w:type="table" w:default="1" w:styleId="TableNormal">
